--- a/data/HR-files/SZÉP kártya igénylőlap.docx
+++ b/data/HR-files/SZÉP kártya igénylőlap.docx
@@ -15,7 +15,7 @@
         <w:spacing w:after="60"/>
         <w:ind w:left="142"/>
         <w:rPr>
-          <w:rFonts w:ascii="Times New Roman" w:hAnsi="Times New Roman"/>
+          <w:rFonts w:ascii="Poppins" w:hAnsi="Poppins" w:eastAsia="Poppins" w:cs="Poppins"/>
           <w:b/>
           <w:szCs w:val="28"/>
         </w:rPr>
@@ -37,7 +37,7 @@
         <w:ind w:left="142"/>
         <w:jc w:val="center"/>
         <w:rPr>
-          <w:rFonts w:ascii="Poppins" w:hAnsi="Poppins" w:cs="Poppins"/>
+          <w:rFonts w:ascii="Poppins" w:hAnsi="Poppins" w:cs="Poppins" w:eastAsia="Poppins"/>
           <w:b/>
           <w:sz w:val="20"/>
           <w:szCs w:val="22"/>
@@ -45,7 +45,7 @@
       </w:pPr>
       <w:r>
         <w:rPr>
-          <w:rFonts w:ascii="Poppins" w:hAnsi="Poppins" w:cs="Poppins"/>
+          <w:rFonts w:ascii="Poppins" w:hAnsi="Poppins" w:cs="Poppins" w:eastAsia="Poppins"/>
           <w:b/>
           <w:bCs/>
           <w:sz w:val="20"/>
@@ -55,7 +55,7 @@
       </w:r>
       <w:r>
         <w:rPr>
-          <w:rFonts w:ascii="Poppins" w:hAnsi="Poppins" w:cs="Poppins"/>
+          <w:rFonts w:ascii="Poppins" w:hAnsi="Poppins" w:cs="Poppins" w:eastAsia="Poppins"/>
           <w:b/>
           <w:bCs/>
           <w:i/>
@@ -82,7 +82,7 @@
         <w:ind w:left="142"/>
         <w:jc w:val="center"/>
         <w:rPr>
-          <w:rFonts w:ascii="Poppins" w:hAnsi="Poppins" w:cs="Poppins"/>
+          <w:rFonts w:ascii="Poppins" w:hAnsi="Poppins" w:cs="Poppins" w:eastAsia="Poppins"/>
           <w:b/>
           <w:i/>
           <w:sz w:val="20"/>
@@ -91,7 +91,7 @@
       </w:pPr>
       <w:r>
         <w:rPr>
-          <w:rFonts w:ascii="Poppins" w:hAnsi="Poppins" w:cs="Poppins"/>
+          <w:rFonts w:ascii="Poppins" w:hAnsi="Poppins" w:cs="Poppins" w:eastAsia="Poppins"/>
           <w:b/>
           <w:bCs/>
           <w:sz w:val="20"/>
@@ -101,7 +101,7 @@
       </w:r>
       <w:r>
         <w:rPr>
-          <w:rFonts w:ascii="Poppins" w:hAnsi="Poppins" w:cs="Poppins"/>
+          <w:rFonts w:ascii="Poppins" w:hAnsi="Poppins" w:cs="Poppins" w:eastAsia="Poppins"/>
           <w:b/>
           <w:bCs/>
           <w:i/>
@@ -127,7 +127,7 @@
         <w:spacing w:after="60"/>
         <w:ind w:left="142"/>
         <w:rPr>
-          <w:rFonts w:ascii="Poppins" w:hAnsi="Poppins" w:cs="Poppins"/>
+          <w:rFonts w:ascii="Poppins" w:hAnsi="Poppins" w:cs="Poppins" w:eastAsia="Poppins"/>
           <w:b/>
           <w:sz w:val="16"/>
           <w:szCs w:val="18"/>
@@ -145,7 +145,7 @@
         </w:numPr>
         <w:ind w:left="426" w:hanging="426"/>
         <w:rPr>
-          <w:rFonts w:ascii="Poppins" w:hAnsi="Poppins" w:cs="Poppins"/>
+          <w:rFonts w:ascii="Poppins" w:hAnsi="Poppins" w:cs="Poppins" w:eastAsia="Poppins"/>
           <w:i/>
           <w:sz w:val="14"/>
           <w:szCs w:val="16"/>
@@ -153,7 +153,7 @@
       </w:pPr>
       <w:r>
         <w:rPr>
-          <w:rFonts w:ascii="Poppins" w:hAnsi="Poppins" w:cs="Poppins"/>
+          <w:rFonts w:ascii="Poppins" w:hAnsi="Poppins" w:cs="Poppins" w:eastAsia="Poppins"/>
           <w:b/>
           <w:bCs/>
           <w:sz w:val="16"/>
@@ -164,7 +164,7 @@
       </w:r>
       <w:r>
         <w:rPr>
-          <w:rFonts w:ascii="Poppins" w:hAnsi="Poppins" w:cs="Poppins"/>
+          <w:rFonts w:ascii="Poppins" w:hAnsi="Poppins" w:cs="Poppins" w:eastAsia="Poppins"/>
           <w:b/>
           <w:bCs/>
           <w:i/>
@@ -177,7 +177,7 @@
       </w:r>
       <w:r>
         <w:rPr>
-          <w:rFonts w:ascii="Poppins" w:hAnsi="Poppins" w:cs="Poppins"/>
+          <w:rFonts w:ascii="Poppins" w:hAnsi="Poppins" w:cs="Poppins" w:eastAsia="Poppins"/>
           <w:sz w:val="16"/>
           <w:szCs w:val="18"/>
         </w:rPr>
@@ -185,7 +185,7 @@
       </w:r>
       <w:r>
         <w:rPr>
-          <w:rFonts w:ascii="Poppins" w:hAnsi="Poppins" w:cs="Poppins"/>
+          <w:rFonts w:ascii="Poppins" w:hAnsi="Poppins" w:cs="Poppins" w:eastAsia="Poppins"/>
           <w:i/>
           <w:sz w:val="16"/>
           <w:szCs w:val="18"/>
@@ -202,7 +202,7 @@
           <w:tab w:val="right" w:pos="10488"/>
         </w:tabs>
         <w:rPr>
-          <w:rFonts w:ascii="Poppins" w:hAnsi="Poppins" w:cs="Poppins"/>
+          <w:rFonts w:ascii="Poppins" w:hAnsi="Poppins" w:cs="Poppins" w:eastAsia="Poppins"/>
           <w:i/>
           <w:sz w:val="16"/>
           <w:szCs w:val="18"/>
@@ -212,7 +212,7 @@
       <w:bookmarkEnd w:id="5"/>
       <w:r>
         <w:rPr>
-          <w:rFonts w:ascii="Poppins" w:hAnsi="Poppins" w:cs="Poppins"/>
+          <w:rFonts w:ascii="Poppins" w:hAnsi="Poppins" w:cs="Poppins" w:eastAsia="Poppins"/>
           <w:sz w:val="16"/>
           <w:szCs w:val="18"/>
         </w:rPr>
@@ -220,7 +220,7 @@
       </w:r>
       <w:r>
         <w:rPr>
-          <w:rFonts w:ascii="Poppins" w:hAnsi="Poppins" w:cs="Poppins"/>
+          <w:rFonts w:ascii="Poppins" w:hAnsi="Poppins" w:cs="Poppins" w:eastAsia="Poppins"/>
           <w:i/>
           <w:sz w:val="16"/>
           <w:szCs w:val="18"/>
@@ -230,7 +230,7 @@
       <w:proofErr w:type="spellStart"/>
       <w:r>
         <w:rPr>
-          <w:rFonts w:ascii="Poppins" w:hAnsi="Poppins" w:cs="Poppins"/>
+          <w:rFonts w:ascii="Poppins" w:hAnsi="Poppins" w:cs="Poppins" w:eastAsia="Poppins"/>
           <w:i/>
           <w:sz w:val="16"/>
           <w:szCs w:val="18"/>
@@ -240,7 +240,7 @@
       <w:proofErr w:type="spellEnd"/>
       <w:r>
         <w:rPr>
-          <w:rFonts w:ascii="Poppins" w:hAnsi="Poppins" w:cs="Poppins"/>
+          <w:rFonts w:ascii="Poppins" w:hAnsi="Poppins" w:cs="Poppins" w:eastAsia="Poppins"/>
           <w:i/>
           <w:sz w:val="16"/>
           <w:szCs w:val="18"/>
@@ -250,7 +250,7 @@
       <w:proofErr w:type="spellStart"/>
       <w:r>
         <w:rPr>
-          <w:rFonts w:ascii="Poppins" w:hAnsi="Poppins" w:cs="Poppins"/>
+          <w:rFonts w:ascii="Poppins" w:hAnsi="Poppins" w:cs="Poppins" w:eastAsia="Poppins"/>
           <w:i/>
           <w:sz w:val="16"/>
           <w:szCs w:val="18"/>
@@ -260,7 +260,7 @@
       <w:proofErr w:type="spellEnd"/>
       <w:r>
         <w:rPr>
-          <w:rFonts w:ascii="Poppins" w:hAnsi="Poppins" w:cs="Poppins"/>
+          <w:rFonts w:ascii="Poppins" w:hAnsi="Poppins" w:cs="Poppins" w:eastAsia="Poppins"/>
           <w:i/>
           <w:sz w:val="16"/>
           <w:szCs w:val="18"/>
@@ -269,7 +269,7 @@
       </w:r>
       <w:r>
         <w:rPr>
-          <w:rFonts w:ascii="Poppins" w:hAnsi="Poppins" w:cs="Poppins"/>
+          <w:rFonts w:ascii="Poppins" w:hAnsi="Poppins" w:cs="Poppins" w:eastAsia="Poppins"/>
           <w:bCs/>
           <w:sz w:val="28"/>
           <w:szCs w:val="16"/>
@@ -283,13 +283,13 @@
           <w:tab w:val="right" w:pos="10488"/>
         </w:tabs>
         <w:rPr>
-          <w:rFonts w:ascii="Poppins" w:hAnsi="Poppins" w:cs="Poppins"/>
-          <w:szCs w:val="18"/>
-        </w:rPr>
-      </w:pPr>
-      <w:r>
-        <w:rPr>
-          <w:rFonts w:ascii="Poppins" w:hAnsi="Poppins" w:cs="Poppins"/>
+          <w:rFonts w:ascii="Poppins" w:hAnsi="Poppins" w:cs="Poppins" w:eastAsia="Poppins"/>
+          <w:szCs w:val="18"/>
+        </w:rPr>
+      </w:pPr>
+      <w:r>
+        <w:rPr>
+          <w:rFonts w:ascii="Poppins" w:hAnsi="Poppins" w:cs="Poppins" w:eastAsia="Poppins"/>
           <w:sz w:val="16"/>
           <w:szCs w:val="18"/>
         </w:rPr>
@@ -297,7 +297,7 @@
       </w:r>
       <w:r>
         <w:rPr>
-          <w:rFonts w:ascii="Poppins" w:hAnsi="Poppins" w:cs="Poppins"/>
+          <w:rFonts w:ascii="Poppins" w:hAnsi="Poppins" w:cs="Poppins" w:eastAsia="Poppins"/>
           <w:i/>
           <w:sz w:val="16"/>
           <w:szCs w:val="18"/>
@@ -307,7 +307,7 @@
       </w:r>
       <w:r>
         <w:rPr>
-          <w:rFonts w:ascii="Poppins" w:hAnsi="Poppins" w:cs="Poppins"/>
+          <w:rFonts w:ascii="Poppins" w:hAnsi="Poppins" w:cs="Poppins" w:eastAsia="Poppins"/>
           <w:sz w:val="22"/>
           <w:szCs w:val="18"/>
         </w:rPr>
@@ -315,7 +315,7 @@
       </w:r>
       <w:r>
         <w:rPr>
-          <w:rFonts w:ascii="Poppins" w:hAnsi="Poppins" w:cs="Poppins"/>
+          <w:rFonts w:ascii="Poppins" w:hAnsi="Poppins" w:cs="Poppins" w:eastAsia="Poppins"/>
           <w:bCs/>
           <w:sz w:val="28"/>
           <w:szCs w:val="18"/>
@@ -324,7 +324,7 @@
       </w:r>
       <w:r>
         <w:rPr>
-          <w:rFonts w:ascii="Poppins" w:hAnsi="Poppins" w:cs="Poppins"/>
+          <w:rFonts w:ascii="Poppins" w:hAnsi="Poppins" w:cs="Poppins" w:eastAsia="Poppins"/>
           <w:bCs/>
           <w:szCs w:val="18"/>
         </w:rPr>
@@ -339,7 +339,7 @@
           <w:tab w:val="right" w:pos="10488"/>
         </w:tabs>
         <w:rPr>
-          <w:rFonts w:ascii="Poppins" w:hAnsi="Poppins" w:cs="Poppins"/>
+          <w:rFonts w:ascii="Poppins" w:hAnsi="Poppins" w:cs="Poppins" w:eastAsia="Poppins"/>
           <w:sz w:val="10"/>
           <w:szCs w:val="18"/>
         </w:rPr>
@@ -353,7 +353,7 @@
           <w:tab w:val="right" w:pos="10488"/>
         </w:tabs>
         <w:rPr>
-          <w:rFonts w:ascii="Poppins" w:hAnsi="Poppins" w:cs="Poppins"/>
+          <w:rFonts w:ascii="Poppins" w:hAnsi="Poppins" w:cs="Poppins" w:eastAsia="Poppins"/>
           <w:i/>
           <w:sz w:val="16"/>
           <w:szCs w:val="14"/>
@@ -361,7 +361,7 @@
       </w:pPr>
       <w:r>
         <w:rPr>
-          <w:rFonts w:ascii="Poppins" w:hAnsi="Poppins" w:cs="Poppins"/>
+          <w:rFonts w:ascii="Poppins" w:hAnsi="Poppins" w:cs="Poppins" w:eastAsia="Poppins"/>
           <w:iCs/>
           <w:sz w:val="16"/>
           <w:szCs w:val="14"/>
@@ -370,7 +370,7 @@
       </w:r>
       <w:r>
         <w:rPr>
-          <w:rFonts w:ascii="Poppins" w:hAnsi="Poppins" w:cs="Poppins"/>
+          <w:rFonts w:ascii="Poppins" w:hAnsi="Poppins" w:cs="Poppins" w:eastAsia="Poppins"/>
           <w:sz w:val="16"/>
           <w:szCs w:val="14"/>
         </w:rPr>
@@ -378,7 +378,7 @@
       </w:r>
       <w:r>
         <w:rPr>
-          <w:rFonts w:ascii="Poppins" w:hAnsi="Poppins" w:cs="Poppins"/>
+          <w:rFonts w:ascii="Poppins" w:hAnsi="Poppins" w:cs="Poppins" w:eastAsia="Poppins"/>
           <w:iCs/>
           <w:sz w:val="16"/>
           <w:szCs w:val="14"/>
@@ -387,7 +387,7 @@
       </w:r>
       <w:r>
         <w:rPr>
-          <w:rFonts w:ascii="Poppins" w:hAnsi="Poppins" w:cs="Poppins"/>
+          <w:rFonts w:ascii="Poppins" w:hAnsi="Poppins" w:cs="Poppins" w:eastAsia="Poppins"/>
           <w:sz w:val="16"/>
           <w:szCs w:val="14"/>
         </w:rPr>
@@ -395,7 +395,7 @@
       </w:r>
       <w:r>
         <w:rPr>
-          <w:rFonts w:ascii="Poppins" w:hAnsi="Poppins" w:cs="Poppins"/>
+          <w:rFonts w:ascii="Poppins" w:hAnsi="Poppins" w:cs="Poppins" w:eastAsia="Poppins"/>
           <w:i/>
           <w:iCs/>
           <w:sz w:val="16"/>
@@ -416,7 +416,7 @@
           <w:tab w:val="left" w:pos="360"/>
         </w:tabs>
         <w:rPr>
-          <w:rFonts w:ascii="Poppins" w:hAnsi="Poppins" w:cs="Poppins"/>
+          <w:rFonts w:ascii="Poppins" w:hAnsi="Poppins" w:cs="Poppins" w:eastAsia="Poppins"/>
           <w:sz w:val="12"/>
           <w:szCs w:val="12"/>
           <w:vertAlign w:val="superscript"/>
@@ -470,14 +470,14 @@
             <w:pPr>
               <w:jc w:val="left"/>
               <w:rPr>
-                <w:rFonts w:ascii="Poppins" w:hAnsi="Poppins" w:cs="Poppins"/>
-                <w:sz w:val="16"/>
-                <w:highlight w:val="yellow"/>
-              </w:rPr>
-            </w:pPr>
-            <w:r>
-              <w:rPr>
-                <w:rFonts w:ascii="Poppins" w:hAnsi="Poppins" w:cs="Poppins"/>
+                <w:rFonts w:ascii="Poppins" w:hAnsi="Poppins" w:cs="Poppins" w:eastAsia="Poppins"/>
+                <w:sz w:val="16"/>
+                <w:highlight w:val="yellow"/>
+              </w:rPr>
+            </w:pPr>
+            <w:r>
+              <w:rPr>
+                <w:rFonts w:ascii="Poppins" w:hAnsi="Poppins" w:cs="Poppins" w:eastAsia="Poppins"/>
                 <w:sz w:val="16"/>
                 <w:highlight w:val="yellow"/>
               </w:rPr>
@@ -490,14 +490,14 @@
             <w:pPr>
               <w:jc w:val="left"/>
               <w:rPr>
-                <w:rFonts w:ascii="Poppins" w:hAnsi="Poppins" w:cs="Poppins"/>
-                <w:sz w:val="16"/>
-                <w:highlight w:val="yellow"/>
-              </w:rPr>
-            </w:pPr>
-            <w:r>
-              <w:rPr>
-                <w:rFonts w:ascii="Poppins" w:hAnsi="Poppins" w:cs="Poppins"/>
+                <w:rFonts w:ascii="Poppins" w:hAnsi="Poppins" w:cs="Poppins" w:eastAsia="Poppins"/>
+                <w:sz w:val="16"/>
+                <w:highlight w:val="yellow"/>
+              </w:rPr>
+            </w:pPr>
+            <w:r>
+              <w:rPr>
+                <w:rFonts w:ascii="Poppins" w:hAnsi="Poppins" w:cs="Poppins" w:eastAsia="Poppins"/>
                 <w:sz w:val="16"/>
                 <w:highlight w:val="yellow"/>
                 <w:lang w:val="en-GB"/>
@@ -506,7 +506,7 @@
             </w:r>
             <w:r>
               <w:rPr>
-                <w:rFonts w:ascii="Poppins" w:hAnsi="Poppins" w:cs="Poppins"/>
+                <w:rFonts w:ascii="Poppins" w:hAnsi="Poppins" w:cs="Poppins" w:eastAsia="Poppins"/>
                 <w:sz w:val="16"/>
                 <w:highlight w:val="yellow"/>
               </w:rPr>
@@ -528,7 +528,7 @@
             <w:pPr>
               <w:jc w:val="left"/>
               <w:rPr>
-                <w:rFonts w:ascii="Poppins" w:hAnsi="Poppins" w:cs="Poppins"/>
+                <w:rFonts w:ascii="Poppins" w:hAnsi="Poppins" w:cs="Poppins" w:eastAsia="Poppins"/>
                 <w:b/>
                 <w:bCs/>
                 <w:sz w:val="16"/>
@@ -542,7 +542,7 @@
             <w:pPr>
               <w:jc w:val="left"/>
               <w:rPr>
-                <w:rFonts w:ascii="Poppins" w:hAnsi="Poppins" w:cs="Poppins"/>
+                <w:rFonts w:ascii="Poppins" w:hAnsi="Poppins" w:cs="Poppins" w:eastAsia="Poppins"/>
                 <w:sz w:val="16"/>
                 <w:highlight w:val="yellow"/>
               </w:rPr>
@@ -567,14 +567,14 @@
             <w:pPr>
               <w:jc w:val="left"/>
               <w:rPr>
-                <w:rFonts w:ascii="Poppins" w:hAnsi="Poppins" w:cs="Poppins"/>
-                <w:sz w:val="16"/>
-                <w:highlight w:val="yellow"/>
-              </w:rPr>
-            </w:pPr>
-            <w:r>
-              <w:rPr>
-                <w:rFonts w:ascii="Poppins" w:hAnsi="Poppins" w:cs="Poppins"/>
+                <w:rFonts w:ascii="Poppins" w:hAnsi="Poppins" w:cs="Poppins" w:eastAsia="Poppins"/>
+                <w:sz w:val="16"/>
+                <w:highlight w:val="yellow"/>
+              </w:rPr>
+            </w:pPr>
+            <w:r>
+              <w:rPr>
+                <w:rFonts w:ascii="Poppins" w:hAnsi="Poppins" w:cs="Poppins" w:eastAsia="Poppins"/>
                 <w:sz w:val="16"/>
                 <w:highlight w:val="yellow"/>
               </w:rPr>
@@ -587,14 +587,14 @@
             <w:pPr>
               <w:jc w:val="left"/>
               <w:rPr>
-                <w:rFonts w:ascii="Poppins" w:hAnsi="Poppins" w:cs="Poppins"/>
-                <w:sz w:val="16"/>
-                <w:highlight w:val="yellow"/>
-              </w:rPr>
-            </w:pPr>
-            <w:r>
-              <w:rPr>
-                <w:rFonts w:ascii="Poppins" w:hAnsi="Poppins" w:cs="Poppins"/>
+                <w:rFonts w:ascii="Poppins" w:hAnsi="Poppins" w:cs="Poppins" w:eastAsia="Poppins"/>
+                <w:sz w:val="16"/>
+                <w:highlight w:val="yellow"/>
+              </w:rPr>
+            </w:pPr>
+            <w:r>
+              <w:rPr>
+                <w:rFonts w:ascii="Poppins" w:hAnsi="Poppins" w:cs="Poppins" w:eastAsia="Poppins"/>
                 <w:sz w:val="16"/>
                 <w:highlight w:val="yellow"/>
                 <w:lang w:val="en-GB"/>
@@ -603,7 +603,7 @@
             </w:r>
             <w:r>
               <w:rPr>
-                <w:rFonts w:ascii="Poppins" w:hAnsi="Poppins" w:cs="Poppins"/>
+                <w:rFonts w:ascii="Poppins" w:hAnsi="Poppins" w:cs="Poppins" w:eastAsia="Poppins"/>
                 <w:sz w:val="16"/>
                 <w:highlight w:val="yellow"/>
               </w:rPr>
@@ -625,7 +625,7 @@
             <w:pPr>
               <w:jc w:val="left"/>
               <w:rPr>
-                <w:rFonts w:ascii="Poppins" w:hAnsi="Poppins" w:cs="Poppins"/>
+                <w:rFonts w:ascii="Poppins" w:hAnsi="Poppins" w:cs="Poppins" w:eastAsia="Poppins"/>
                 <w:sz w:val="16"/>
                 <w:highlight w:val="yellow"/>
               </w:rPr>
@@ -652,14 +652,14 @@
             <w:pPr>
               <w:jc w:val="left"/>
               <w:rPr>
-                <w:rFonts w:ascii="Poppins" w:hAnsi="Poppins" w:cs="Poppins"/>
-                <w:sz w:val="16"/>
-                <w:highlight w:val="yellow"/>
-              </w:rPr>
-            </w:pPr>
-            <w:r>
-              <w:rPr>
-                <w:rFonts w:ascii="Poppins" w:hAnsi="Poppins" w:cs="Poppins"/>
+                <w:rFonts w:ascii="Poppins" w:hAnsi="Poppins" w:cs="Poppins" w:eastAsia="Poppins"/>
+                <w:sz w:val="16"/>
+                <w:highlight w:val="yellow"/>
+              </w:rPr>
+            </w:pPr>
+            <w:r>
+              <w:rPr>
+                <w:rFonts w:ascii="Poppins" w:hAnsi="Poppins" w:cs="Poppins" w:eastAsia="Poppins"/>
                 <w:sz w:val="16"/>
                 <w:highlight w:val="yellow"/>
               </w:rPr>
@@ -672,14 +672,14 @@
             <w:pPr>
               <w:jc w:val="left"/>
               <w:rPr>
-                <w:rFonts w:ascii="Poppins" w:hAnsi="Poppins" w:cs="Poppins"/>
-                <w:sz w:val="16"/>
-                <w:highlight w:val="yellow"/>
-              </w:rPr>
-            </w:pPr>
-            <w:r>
-              <w:rPr>
-                <w:rFonts w:ascii="Poppins" w:hAnsi="Poppins" w:cs="Poppins"/>
+                <w:rFonts w:ascii="Poppins" w:hAnsi="Poppins" w:cs="Poppins" w:eastAsia="Poppins"/>
+                <w:sz w:val="16"/>
+                <w:highlight w:val="yellow"/>
+              </w:rPr>
+            </w:pPr>
+            <w:r>
+              <w:rPr>
+                <w:rFonts w:ascii="Poppins" w:hAnsi="Poppins" w:cs="Poppins" w:eastAsia="Poppins"/>
                 <w:sz w:val="16"/>
                 <w:highlight w:val="yellow"/>
                 <w:lang w:val="en-GB"/>
@@ -688,7 +688,7 @@
             </w:r>
             <w:r>
               <w:rPr>
-                <w:rFonts w:ascii="Poppins" w:hAnsi="Poppins" w:cs="Poppins"/>
+                <w:rFonts w:ascii="Poppins" w:hAnsi="Poppins" w:cs="Poppins" w:eastAsia="Poppins"/>
                 <w:sz w:val="16"/>
                 <w:highlight w:val="yellow"/>
               </w:rPr>
@@ -710,7 +710,7 @@
             <w:pPr>
               <w:jc w:val="left"/>
               <w:rPr>
-                <w:rFonts w:ascii="Poppins" w:hAnsi="Poppins" w:cs="Poppins"/>
+                <w:rFonts w:ascii="Poppins" w:hAnsi="Poppins" w:cs="Poppins" w:eastAsia="Poppins"/>
                 <w:sz w:val="16"/>
                 <w:highlight w:val="yellow"/>
               </w:rPr>
@@ -737,14 +737,14 @@
             <w:pPr>
               <w:jc w:val="left"/>
               <w:rPr>
-                <w:rFonts w:ascii="Poppins" w:hAnsi="Poppins" w:cs="Poppins"/>
-                <w:sz w:val="16"/>
-                <w:highlight w:val="yellow"/>
-              </w:rPr>
-            </w:pPr>
-            <w:r>
-              <w:rPr>
-                <w:rFonts w:ascii="Poppins" w:hAnsi="Poppins" w:cs="Poppins"/>
+                <w:rFonts w:ascii="Poppins" w:hAnsi="Poppins" w:cs="Poppins" w:eastAsia="Poppins"/>
+                <w:sz w:val="16"/>
+                <w:highlight w:val="yellow"/>
+              </w:rPr>
+            </w:pPr>
+            <w:r>
+              <w:rPr>
+                <w:rFonts w:ascii="Poppins" w:hAnsi="Poppins" w:cs="Poppins" w:eastAsia="Poppins"/>
                 <w:sz w:val="16"/>
                 <w:highlight w:val="yellow"/>
               </w:rPr>
@@ -752,7 +752,7 @@
             </w:r>
             <w:r>
               <w:rPr>
-                <w:rFonts w:ascii="Poppins" w:hAnsi="Poppins" w:cs="Poppins"/>
+                <w:rFonts w:ascii="Poppins" w:hAnsi="Poppins" w:cs="Poppins" w:eastAsia="Poppins"/>
                 <w:sz w:val="16"/>
                 <w:highlight w:val="yellow"/>
                 <w:lang w:val="en-GB"/>
@@ -761,7 +761,7 @@
             </w:r>
             <w:r>
               <w:rPr>
-                <w:rFonts w:ascii="Poppins" w:hAnsi="Poppins" w:cs="Poppins"/>
+                <w:rFonts w:ascii="Poppins" w:hAnsi="Poppins" w:cs="Poppins" w:eastAsia="Poppins"/>
                 <w:sz w:val="16"/>
                 <w:highlight w:val="yellow"/>
               </w:rPr>
@@ -769,7 +769,7 @@
             </w:r>
             <w:r>
               <w:rPr>
-                <w:rFonts w:ascii="Poppins" w:hAnsi="Poppins" w:cs="Poppins"/>
+                <w:rFonts w:ascii="Poppins" w:hAnsi="Poppins" w:cs="Poppins" w:eastAsia="Poppins"/>
                 <w:sz w:val="16"/>
                 <w:highlight w:val="yellow"/>
                 <w:lang w:val="en-GB"/>
@@ -778,7 +778,7 @@
             </w:r>
             <w:r>
               <w:rPr>
-                <w:rFonts w:ascii="Poppins" w:hAnsi="Poppins" w:cs="Poppins"/>
+                <w:rFonts w:ascii="Poppins" w:hAnsi="Poppins" w:cs="Poppins" w:eastAsia="Poppins"/>
                 <w:sz w:val="16"/>
                 <w:highlight w:val="yellow"/>
               </w:rPr>
@@ -798,7 +798,7 @@
             <w:pPr>
               <w:jc w:val="left"/>
               <w:rPr>
-                <w:rFonts w:ascii="Poppins" w:hAnsi="Poppins" w:cs="Poppins"/>
+                <w:rFonts w:ascii="Poppins" w:hAnsi="Poppins" w:cs="Poppins" w:eastAsia="Poppins"/>
                 <w:b/>
                 <w:bCs/>
                 <w:sz w:val="16"/>
@@ -820,14 +820,14 @@
             <w:pPr>
               <w:jc w:val="left"/>
               <w:rPr>
-                <w:rFonts w:ascii="Poppins" w:hAnsi="Poppins" w:cs="Poppins"/>
-                <w:sz w:val="16"/>
-                <w:highlight w:val="yellow"/>
-              </w:rPr>
-            </w:pPr>
-            <w:r>
-              <w:rPr>
-                <w:rFonts w:ascii="Poppins" w:hAnsi="Poppins" w:cs="Poppins"/>
+                <w:rFonts w:ascii="Poppins" w:hAnsi="Poppins" w:cs="Poppins" w:eastAsia="Poppins"/>
+                <w:sz w:val="16"/>
+                <w:highlight w:val="yellow"/>
+              </w:rPr>
+            </w:pPr>
+            <w:r>
+              <w:rPr>
+                <w:rFonts w:ascii="Poppins" w:hAnsi="Poppins" w:cs="Poppins" w:eastAsia="Poppins"/>
                 <w:sz w:val="16"/>
                 <w:highlight w:val="yellow"/>
               </w:rPr>
@@ -835,7 +835,7 @@
             </w:r>
             <w:r>
               <w:rPr>
-                <w:rFonts w:ascii="Poppins" w:hAnsi="Poppins" w:cs="Poppins"/>
+                <w:rFonts w:ascii="Poppins" w:hAnsi="Poppins" w:cs="Poppins" w:eastAsia="Poppins"/>
                 <w:sz w:val="16"/>
                 <w:highlight w:val="yellow"/>
                 <w:lang w:val="en-GB"/>
@@ -844,7 +844,7 @@
             </w:r>
             <w:r>
               <w:rPr>
-                <w:rFonts w:ascii="Poppins" w:hAnsi="Poppins" w:cs="Poppins"/>
+                <w:rFonts w:ascii="Poppins" w:hAnsi="Poppins" w:cs="Poppins" w:eastAsia="Poppins"/>
                 <w:sz w:val="16"/>
                 <w:highlight w:val="yellow"/>
               </w:rPr>
@@ -864,7 +864,7 @@
             <w:pPr>
               <w:jc w:val="left"/>
               <w:rPr>
-                <w:rFonts w:ascii="Poppins" w:hAnsi="Poppins" w:cs="Poppins"/>
+                <w:rFonts w:ascii="Poppins" w:hAnsi="Poppins" w:cs="Poppins" w:eastAsia="Poppins"/>
                 <w:sz w:val="16"/>
                 <w:highlight w:val="yellow"/>
               </w:rPr>
@@ -893,14 +893,14 @@
             <w:pPr>
               <w:jc w:val="left"/>
               <w:rPr>
-                <w:rFonts w:ascii="Poppins" w:hAnsi="Poppins" w:cs="Poppins"/>
-                <w:sz w:val="16"/>
-                <w:highlight w:val="yellow"/>
-              </w:rPr>
-            </w:pPr>
-            <w:r>
-              <w:rPr>
-                <w:rFonts w:ascii="Poppins" w:hAnsi="Poppins" w:cs="Poppins"/>
+                <w:rFonts w:ascii="Poppins" w:hAnsi="Poppins" w:cs="Poppins" w:eastAsia="Poppins"/>
+                <w:sz w:val="16"/>
+                <w:highlight w:val="yellow"/>
+              </w:rPr>
+            </w:pPr>
+            <w:r>
+              <w:rPr>
+                <w:rFonts w:ascii="Poppins" w:hAnsi="Poppins" w:cs="Poppins" w:eastAsia="Poppins"/>
                 <w:sz w:val="16"/>
                 <w:highlight w:val="yellow"/>
               </w:rPr>
@@ -908,7 +908,7 @@
             </w:r>
             <w:r>
               <w:rPr>
-                <w:rFonts w:ascii="Poppins" w:hAnsi="Poppins" w:cs="Poppins"/>
+                <w:rFonts w:ascii="Poppins" w:hAnsi="Poppins" w:cs="Poppins" w:eastAsia="Poppins"/>
                 <w:sz w:val="16"/>
                 <w:highlight w:val="yellow"/>
                 <w:lang w:val="en-GB"/>
@@ -917,7 +917,7 @@
             </w:r>
             <w:r>
               <w:rPr>
-                <w:rFonts w:ascii="Poppins" w:hAnsi="Poppins" w:cs="Poppins"/>
+                <w:rFonts w:ascii="Poppins" w:hAnsi="Poppins" w:cs="Poppins" w:eastAsia="Poppins"/>
                 <w:sz w:val="16"/>
                 <w:highlight w:val="yellow"/>
               </w:rPr>
@@ -941,14 +941,14 @@
             <w:pPr>
               <w:jc w:val="left"/>
               <w:rPr>
-                <w:rFonts w:ascii="Poppins" w:hAnsi="Poppins" w:cs="Poppins"/>
-                <w:sz w:val="16"/>
-                <w:highlight w:val="yellow"/>
-              </w:rPr>
-            </w:pPr>
-            <w:r>
-              <w:rPr>
-                <w:rFonts w:ascii="Poppins" w:hAnsi="Poppins" w:cs="Poppins"/>
+                <w:rFonts w:ascii="Poppins" w:hAnsi="Poppins" w:cs="Poppins" w:eastAsia="Poppins"/>
+                <w:sz w:val="16"/>
+                <w:highlight w:val="yellow"/>
+              </w:rPr>
+            </w:pPr>
+            <w:r>
+              <w:rPr>
+                <w:rFonts w:ascii="Poppins" w:hAnsi="Poppins" w:cs="Poppins" w:eastAsia="Poppins"/>
                 <w:sz w:val="16"/>
                 <w:highlight w:val="yellow"/>
               </w:rPr>
@@ -956,7 +956,7 @@
             </w:r>
             <w:r>
               <w:rPr>
-                <w:rFonts w:ascii="Poppins" w:hAnsi="Poppins" w:cs="Poppins"/>
+                <w:rFonts w:ascii="Poppins" w:hAnsi="Poppins" w:cs="Poppins" w:eastAsia="Poppins"/>
                 <w:sz w:val="16"/>
                 <w:highlight w:val="yellow"/>
                 <w:lang w:val="en-GB"/>
@@ -965,7 +965,7 @@
             </w:r>
             <w:r>
               <w:rPr>
-                <w:rFonts w:ascii="Poppins" w:hAnsi="Poppins" w:cs="Poppins"/>
+                <w:rFonts w:ascii="Poppins" w:hAnsi="Poppins" w:cs="Poppins" w:eastAsia="Poppins"/>
                 <w:sz w:val="16"/>
                 <w:highlight w:val="yellow"/>
               </w:rPr>
@@ -975,7 +975,7 @@
             <w:bookmarkEnd w:id="27"/>
             <w:r>
               <w:rPr>
-                <w:rFonts w:ascii="Poppins" w:hAnsi="Poppins" w:cs="Poppins"/>
+                <w:rFonts w:ascii="Poppins" w:hAnsi="Poppins" w:cs="Poppins" w:eastAsia="Poppins"/>
                 <w:sz w:val="16"/>
                 <w:highlight w:val="yellow"/>
               </w:rPr>
@@ -997,7 +997,7 @@
             <w:pPr>
               <w:jc w:val="left"/>
               <w:rPr>
-                <w:rFonts w:ascii="Poppins" w:hAnsi="Poppins" w:cs="Poppins"/>
+                <w:rFonts w:ascii="Poppins" w:hAnsi="Poppins" w:cs="Poppins" w:eastAsia="Poppins"/>
                 <w:sz w:val="16"/>
                 <w:highlight w:val="yellow"/>
               </w:rPr>
@@ -1006,7 +1006,7 @@
             <w:bookmarkEnd w:id="28"/>
             <w:r>
               <w:rPr>
-                <w:rFonts w:ascii="Poppins" w:hAnsi="Poppins" w:cs="Poppins"/>
+                <w:rFonts w:ascii="Poppins" w:hAnsi="Poppins" w:cs="Poppins" w:eastAsia="Poppins"/>
                 <w:sz w:val="16"/>
                 <w:highlight w:val="yellow"/>
               </w:rPr>
@@ -1029,14 +1029,14 @@
             <w:pPr>
               <w:jc w:val="left"/>
               <w:rPr>
-                <w:rFonts w:ascii="Poppins" w:hAnsi="Poppins" w:cs="Poppins"/>
-                <w:sz w:val="16"/>
-                <w:highlight w:val="yellow"/>
-              </w:rPr>
-            </w:pPr>
-            <w:r>
-              <w:rPr>
-                <w:rFonts w:ascii="Poppins" w:hAnsi="Poppins" w:cs="Poppins"/>
+                <w:rFonts w:ascii="Poppins" w:hAnsi="Poppins" w:cs="Poppins" w:eastAsia="Poppins"/>
+                <w:sz w:val="16"/>
+                <w:highlight w:val="yellow"/>
+              </w:rPr>
+            </w:pPr>
+            <w:r>
+              <w:rPr>
+                <w:rFonts w:ascii="Poppins" w:hAnsi="Poppins" w:cs="Poppins" w:eastAsia="Poppins"/>
                 <w:sz w:val="16"/>
                 <w:highlight w:val="yellow"/>
               </w:rPr>
@@ -1046,7 +1046,7 @@
             <w:bookmarkEnd w:id="29"/>
             <w:r>
               <w:rPr>
-                <w:rFonts w:ascii="Poppins" w:hAnsi="Poppins" w:cs="Poppins"/>
+                <w:rFonts w:ascii="Poppins" w:hAnsi="Poppins" w:cs="Poppins" w:eastAsia="Poppins"/>
                 <w:sz w:val="16"/>
                 <w:highlight w:val="yellow"/>
               </w:rPr>
@@ -1057,14 +1057,14 @@
             <w:pPr>
               <w:jc w:val="left"/>
               <w:rPr>
-                <w:rFonts w:ascii="Poppins" w:hAnsi="Poppins" w:cs="Poppins"/>
-                <w:sz w:val="16"/>
-                <w:highlight w:val="yellow"/>
-              </w:rPr>
-            </w:pPr>
-            <w:r>
-              <w:rPr>
-                <w:rFonts w:ascii="Poppins" w:hAnsi="Poppins" w:cs="Poppins"/>
+                <w:rFonts w:ascii="Poppins" w:hAnsi="Poppins" w:cs="Poppins" w:eastAsia="Poppins"/>
+                <w:sz w:val="16"/>
+                <w:highlight w:val="yellow"/>
+              </w:rPr>
+            </w:pPr>
+            <w:r>
+              <w:rPr>
+                <w:rFonts w:ascii="Poppins" w:hAnsi="Poppins" w:cs="Poppins" w:eastAsia="Poppins"/>
                 <w:sz w:val="16"/>
                 <w:highlight w:val="yellow"/>
                 <w:lang w:val="en-GB"/>
@@ -1073,7 +1073,7 @@
             </w:r>
             <w:r>
               <w:rPr>
-                <w:rFonts w:ascii="Poppins" w:hAnsi="Poppins" w:cs="Poppins"/>
+                <w:rFonts w:ascii="Poppins" w:hAnsi="Poppins" w:cs="Poppins" w:eastAsia="Poppins"/>
                 <w:sz w:val="16"/>
                 <w:highlight w:val="yellow"/>
               </w:rPr>
@@ -1083,7 +1083,7 @@
             <w:bookmarkEnd w:id="30"/>
             <w:r>
               <w:rPr>
-                <w:rFonts w:ascii="Poppins" w:hAnsi="Poppins" w:cs="Poppins"/>
+                <w:rFonts w:ascii="Poppins" w:hAnsi="Poppins" w:cs="Poppins" w:eastAsia="Poppins"/>
                 <w:sz w:val="16"/>
                 <w:highlight w:val="yellow"/>
               </w:rPr>
@@ -1105,7 +1105,7 @@
             <w:pPr>
               <w:jc w:val="left"/>
               <w:rPr>
-                <w:rFonts w:ascii="Poppins" w:hAnsi="Poppins" w:cs="Poppins"/>
+                <w:rFonts w:ascii="Poppins" w:hAnsi="Poppins" w:cs="Poppins" w:eastAsia="Poppins"/>
                 <w:sz w:val="16"/>
                 <w:highlight w:val="yellow"/>
               </w:rPr>
@@ -1117,7 +1117,7 @@
             <w:pPr>
               <w:jc w:val="left"/>
               <w:rPr>
-                <w:rFonts w:ascii="Poppins" w:hAnsi="Poppins" w:cs="Poppins"/>
+                <w:rFonts w:ascii="Poppins" w:hAnsi="Poppins" w:cs="Poppins" w:eastAsia="Poppins"/>
                 <w:sz w:val="16"/>
                 <w:highlight w:val="yellow"/>
               </w:rPr>
@@ -1144,14 +1144,14 @@
             <w:pPr>
               <w:jc w:val="left"/>
               <w:rPr>
-                <w:rFonts w:ascii="Poppins" w:hAnsi="Poppins" w:cs="Poppins"/>
-                <w:sz w:val="16"/>
-                <w:highlight w:val="yellow"/>
-              </w:rPr>
-            </w:pPr>
-            <w:r>
-              <w:rPr>
-                <w:rFonts w:ascii="Poppins" w:hAnsi="Poppins" w:cs="Poppins"/>
+                <w:rFonts w:ascii="Poppins" w:hAnsi="Poppins" w:cs="Poppins" w:eastAsia="Poppins"/>
+                <w:sz w:val="16"/>
+                <w:highlight w:val="yellow"/>
+              </w:rPr>
+            </w:pPr>
+            <w:r>
+              <w:rPr>
+                <w:rFonts w:ascii="Poppins" w:hAnsi="Poppins" w:cs="Poppins" w:eastAsia="Poppins"/>
                 <w:sz w:val="16"/>
                 <w:highlight w:val="yellow"/>
               </w:rPr>
@@ -1159,7 +1159,7 @@
             </w:r>
             <w:r>
               <w:rPr>
-                <w:rFonts w:ascii="Poppins" w:hAnsi="Poppins" w:cs="Poppins"/>
+                <w:rFonts w:ascii="Poppins" w:hAnsi="Poppins" w:cs="Poppins" w:eastAsia="Poppins"/>
                 <w:sz w:val="16"/>
                 <w:highlight w:val="yellow"/>
                 <w:lang w:val="en-GB"/>
@@ -1168,7 +1168,7 @@
             </w:r>
             <w:r>
               <w:rPr>
-                <w:rFonts w:ascii="Poppins" w:hAnsi="Poppins" w:cs="Poppins"/>
+                <w:rFonts w:ascii="Poppins" w:hAnsi="Poppins" w:cs="Poppins" w:eastAsia="Poppins"/>
                 <w:sz w:val="16"/>
                 <w:highlight w:val="yellow"/>
               </w:rPr>
@@ -1192,7 +1192,7 @@
             <w:pPr>
               <w:jc w:val="left"/>
               <w:rPr>
-                <w:rFonts w:ascii="Poppins" w:hAnsi="Poppins" w:cs="Poppins"/>
+                <w:rFonts w:ascii="Poppins" w:hAnsi="Poppins" w:cs="Poppins" w:eastAsia="Poppins"/>
                 <w:sz w:val="16"/>
                 <w:highlight w:val="yellow"/>
               </w:rPr>
@@ -1215,14 +1215,14 @@
             <w:pPr>
               <w:jc w:val="left"/>
               <w:rPr>
-                <w:rFonts w:ascii="Poppins" w:hAnsi="Poppins" w:cs="Poppins"/>
-                <w:sz w:val="16"/>
-                <w:highlight w:val="yellow"/>
-              </w:rPr>
-            </w:pPr>
-            <w:r>
-              <w:rPr>
-                <w:rFonts w:ascii="Poppins" w:hAnsi="Poppins" w:cs="Poppins"/>
+                <w:rFonts w:ascii="Poppins" w:hAnsi="Poppins" w:cs="Poppins" w:eastAsia="Poppins"/>
+                <w:sz w:val="16"/>
+                <w:highlight w:val="yellow"/>
+              </w:rPr>
+            </w:pPr>
+            <w:r>
+              <w:rPr>
+                <w:rFonts w:ascii="Poppins" w:hAnsi="Poppins" w:cs="Poppins" w:eastAsia="Poppins"/>
                 <w:sz w:val="16"/>
                 <w:highlight w:val="yellow"/>
               </w:rPr>
@@ -1230,7 +1230,7 @@
             </w:r>
             <w:r>
               <w:rPr>
-                <w:rFonts w:ascii="Poppins" w:hAnsi="Poppins" w:cs="Poppins"/>
+                <w:rFonts w:ascii="Poppins" w:hAnsi="Poppins" w:cs="Poppins" w:eastAsia="Poppins"/>
                 <w:sz w:val="16"/>
                 <w:highlight w:val="yellow"/>
                 <w:lang w:val="en-GB"/>
@@ -1239,7 +1239,7 @@
             </w:r>
             <w:r>
               <w:rPr>
-                <w:rFonts w:ascii="Poppins" w:hAnsi="Poppins" w:cs="Poppins"/>
+                <w:rFonts w:ascii="Poppins" w:hAnsi="Poppins" w:cs="Poppins" w:eastAsia="Poppins"/>
                 <w:sz w:val="16"/>
                 <w:highlight w:val="yellow"/>
               </w:rPr>
@@ -1249,7 +1249,7 @@
             <w:bookmarkEnd w:id="35"/>
             <w:r>
               <w:rPr>
-                <w:rFonts w:ascii="Poppins" w:hAnsi="Poppins" w:cs="Poppins"/>
+                <w:rFonts w:ascii="Poppins" w:hAnsi="Poppins" w:cs="Poppins" w:eastAsia="Poppins"/>
                 <w:sz w:val="16"/>
                 <w:highlight w:val="yellow"/>
               </w:rPr>
@@ -1270,7 +1270,7 @@
             <w:pPr>
               <w:jc w:val="left"/>
               <w:rPr>
-                <w:rFonts w:ascii="Poppins" w:hAnsi="Poppins" w:cs="Poppins"/>
+                <w:rFonts w:ascii="Poppins" w:hAnsi="Poppins" w:cs="Poppins" w:eastAsia="Poppins"/>
                 <w:sz w:val="16"/>
                 <w:highlight w:val="yellow"/>
               </w:rPr>
@@ -1292,14 +1292,14 @@
             <w:pPr>
               <w:jc w:val="left"/>
               <w:rPr>
-                <w:rFonts w:ascii="Poppins" w:hAnsi="Poppins" w:cs="Poppins"/>
-                <w:sz w:val="16"/>
-                <w:highlight w:val="yellow"/>
-              </w:rPr>
-            </w:pPr>
-            <w:r>
-              <w:rPr>
-                <w:rFonts w:ascii="Poppins" w:hAnsi="Poppins" w:cs="Poppins"/>
+                <w:rFonts w:ascii="Poppins" w:hAnsi="Poppins" w:cs="Poppins" w:eastAsia="Poppins"/>
+                <w:sz w:val="16"/>
+                <w:highlight w:val="yellow"/>
+              </w:rPr>
+            </w:pPr>
+            <w:r>
+              <w:rPr>
+                <w:rFonts w:ascii="Poppins" w:hAnsi="Poppins" w:cs="Poppins" w:eastAsia="Poppins"/>
                 <w:sz w:val="16"/>
                 <w:highlight w:val="yellow"/>
               </w:rPr>
@@ -1307,7 +1307,7 @@
             </w:r>
             <w:r>
               <w:rPr>
-                <w:rFonts w:ascii="Poppins" w:hAnsi="Poppins" w:cs="Poppins"/>
+                <w:rFonts w:ascii="Poppins" w:hAnsi="Poppins" w:cs="Poppins" w:eastAsia="Poppins"/>
                 <w:sz w:val="16"/>
                 <w:highlight w:val="yellow"/>
                 <w:lang w:val="en-GB"/>
@@ -1316,7 +1316,7 @@
             </w:r>
             <w:r>
               <w:rPr>
-                <w:rFonts w:ascii="Poppins" w:hAnsi="Poppins" w:cs="Poppins"/>
+                <w:rFonts w:ascii="Poppins" w:hAnsi="Poppins" w:cs="Poppins" w:eastAsia="Poppins"/>
                 <w:sz w:val="16"/>
                 <w:highlight w:val="yellow"/>
               </w:rPr>
@@ -1326,7 +1326,7 @@
             <w:bookmarkEnd w:id="37"/>
             <w:r>
               <w:rPr>
-                <w:rFonts w:ascii="Poppins" w:hAnsi="Poppins" w:cs="Poppins"/>
+                <w:rFonts w:ascii="Poppins" w:hAnsi="Poppins" w:cs="Poppins" w:eastAsia="Poppins"/>
                 <w:sz w:val="16"/>
                 <w:highlight w:val="yellow"/>
               </w:rPr>
@@ -1346,7 +1346,7 @@
             <w:pPr>
               <w:jc w:val="left"/>
               <w:rPr>
-                <w:rFonts w:ascii="Poppins" w:hAnsi="Poppins" w:cs="Poppins"/>
+                <w:rFonts w:ascii="Poppins" w:hAnsi="Poppins" w:cs="Poppins" w:eastAsia="Poppins"/>
                 <w:sz w:val="16"/>
               </w:rPr>
             </w:pPr>
@@ -1374,14 +1374,14 @@
             <w:pPr>
               <w:jc w:val="left"/>
               <w:rPr>
-                <w:rFonts w:ascii="Poppins" w:hAnsi="Poppins" w:cs="Poppins"/>
-                <w:sz w:val="16"/>
-                <w:highlight w:val="yellow"/>
-              </w:rPr>
-            </w:pPr>
-            <w:r>
-              <w:rPr>
-                <w:rFonts w:ascii="Poppins" w:hAnsi="Poppins" w:cs="Poppins"/>
+                <w:rFonts w:ascii="Poppins" w:hAnsi="Poppins" w:cs="Poppins" w:eastAsia="Poppins"/>
+                <w:sz w:val="16"/>
+                <w:highlight w:val="yellow"/>
+              </w:rPr>
+            </w:pPr>
+            <w:r>
+              <w:rPr>
+                <w:rFonts w:ascii="Poppins" w:hAnsi="Poppins" w:cs="Poppins" w:eastAsia="Poppins"/>
                 <w:sz w:val="16"/>
                 <w:highlight w:val="yellow"/>
               </w:rPr>
@@ -1394,14 +1394,14 @@
             <w:pPr>
               <w:jc w:val="left"/>
               <w:rPr>
-                <w:rFonts w:ascii="Poppins" w:hAnsi="Poppins" w:cs="Poppins"/>
-                <w:sz w:val="16"/>
-                <w:highlight w:val="yellow"/>
-              </w:rPr>
-            </w:pPr>
-            <w:r>
-              <w:rPr>
-                <w:rFonts w:ascii="Poppins" w:hAnsi="Poppins" w:cs="Poppins"/>
+                <w:rFonts w:ascii="Poppins" w:hAnsi="Poppins" w:cs="Poppins" w:eastAsia="Poppins"/>
+                <w:sz w:val="16"/>
+                <w:highlight w:val="yellow"/>
+              </w:rPr>
+            </w:pPr>
+            <w:r>
+              <w:rPr>
+                <w:rFonts w:ascii="Poppins" w:hAnsi="Poppins" w:cs="Poppins" w:eastAsia="Poppins"/>
                 <w:sz w:val="16"/>
                 <w:highlight w:val="yellow"/>
                 <w:lang w:val="en-GB"/>
@@ -1410,7 +1410,7 @@
             </w:r>
             <w:r>
               <w:rPr>
-                <w:rFonts w:ascii="Poppins" w:hAnsi="Poppins" w:cs="Poppins"/>
+                <w:rFonts w:ascii="Poppins" w:hAnsi="Poppins" w:cs="Poppins" w:eastAsia="Poppins"/>
                 <w:sz w:val="16"/>
                 <w:highlight w:val="yellow"/>
               </w:rPr>
@@ -1434,14 +1434,14 @@
             <w:pPr>
               <w:jc w:val="left"/>
               <w:rPr>
-                <w:rFonts w:ascii="Poppins" w:hAnsi="Poppins" w:cs="Poppins"/>
-                <w:sz w:val="16"/>
-                <w:highlight w:val="yellow"/>
-              </w:rPr>
-            </w:pPr>
-            <w:r>
-              <w:rPr>
-                <w:rFonts w:ascii="Poppins" w:hAnsi="Poppins" w:cs="Poppins"/>
+                <w:rFonts w:ascii="Poppins" w:hAnsi="Poppins" w:cs="Poppins" w:eastAsia="Poppins"/>
+                <w:sz w:val="16"/>
+                <w:highlight w:val="yellow"/>
+              </w:rPr>
+            </w:pPr>
+            <w:r>
+              <w:rPr>
+                <w:rFonts w:ascii="Poppins" w:hAnsi="Poppins" w:cs="Poppins" w:eastAsia="Poppins"/>
                 <w:sz w:val="16"/>
                 <w:highlight w:val="yellow"/>
               </w:rPr>
@@ -1449,7 +1449,7 @@
             </w:r>
             <w:r>
               <w:rPr>
-                <w:rFonts w:ascii="Poppins" w:hAnsi="Poppins" w:cs="Poppins"/>
+                <w:rFonts w:ascii="Poppins" w:hAnsi="Poppins" w:cs="Poppins" w:eastAsia="Poppins"/>
                 <w:sz w:val="16"/>
                 <w:highlight w:val="yellow"/>
                 <w:lang w:val="en-GB"/>
@@ -1458,7 +1458,7 @@
             </w:r>
             <w:r>
               <w:rPr>
-                <w:rFonts w:ascii="Poppins" w:hAnsi="Poppins" w:cs="Poppins"/>
+                <w:rFonts w:ascii="Poppins" w:hAnsi="Poppins" w:cs="Poppins" w:eastAsia="Poppins"/>
                 <w:sz w:val="16"/>
                 <w:highlight w:val="yellow"/>
               </w:rPr>
@@ -1468,7 +1468,7 @@
             <w:bookmarkEnd w:id="41"/>
             <w:r>
               <w:rPr>
-                <w:rFonts w:ascii="Poppins" w:hAnsi="Poppins" w:cs="Poppins"/>
+                <w:rFonts w:ascii="Poppins" w:hAnsi="Poppins" w:cs="Poppins" w:eastAsia="Poppins"/>
                 <w:sz w:val="16"/>
                 <w:highlight w:val="yellow"/>
               </w:rPr>
@@ -1490,7 +1490,7 @@
             <w:pPr>
               <w:jc w:val="left"/>
               <w:rPr>
-                <w:rFonts w:ascii="Poppins" w:hAnsi="Poppins" w:cs="Poppins"/>
+                <w:rFonts w:ascii="Poppins" w:hAnsi="Poppins" w:cs="Poppins" w:eastAsia="Poppins"/>
                 <w:sz w:val="16"/>
                 <w:highlight w:val="yellow"/>
               </w:rPr>
@@ -1514,14 +1514,14 @@
             <w:pPr>
               <w:jc w:val="left"/>
               <w:rPr>
-                <w:rFonts w:ascii="Poppins" w:hAnsi="Poppins" w:cs="Poppins"/>
-                <w:sz w:val="16"/>
-                <w:highlight w:val="yellow"/>
-              </w:rPr>
-            </w:pPr>
-            <w:r>
-              <w:rPr>
-                <w:rFonts w:ascii="Poppins" w:hAnsi="Poppins" w:cs="Poppins"/>
+                <w:rFonts w:ascii="Poppins" w:hAnsi="Poppins" w:cs="Poppins" w:eastAsia="Poppins"/>
+                <w:sz w:val="16"/>
+                <w:highlight w:val="yellow"/>
+              </w:rPr>
+            </w:pPr>
+            <w:r>
+              <w:rPr>
+                <w:rFonts w:ascii="Poppins" w:hAnsi="Poppins" w:cs="Poppins" w:eastAsia="Poppins"/>
                 <w:sz w:val="16"/>
                 <w:highlight w:val="yellow"/>
               </w:rPr>
@@ -1529,7 +1529,7 @@
             </w:r>
             <w:r>
               <w:rPr>
-                <w:rFonts w:ascii="Poppins" w:hAnsi="Poppins" w:cs="Poppins"/>
+                <w:rFonts w:ascii="Poppins" w:hAnsi="Poppins" w:cs="Poppins" w:eastAsia="Poppins"/>
                 <w:sz w:val="16"/>
                 <w:highlight w:val="yellow"/>
                 <w:lang w:val="en-GB"/>
@@ -1538,7 +1538,7 @@
             </w:r>
             <w:r>
               <w:rPr>
-                <w:rFonts w:ascii="Poppins" w:hAnsi="Poppins" w:cs="Poppins"/>
+                <w:rFonts w:ascii="Poppins" w:hAnsi="Poppins" w:cs="Poppins" w:eastAsia="Poppins"/>
                 <w:sz w:val="16"/>
                 <w:highlight w:val="yellow"/>
               </w:rPr>
@@ -1548,7 +1548,7 @@
             <w:bookmarkEnd w:id="43"/>
             <w:r>
               <w:rPr>
-                <w:rFonts w:ascii="Poppins" w:hAnsi="Poppins" w:cs="Poppins"/>
+                <w:rFonts w:ascii="Poppins" w:hAnsi="Poppins" w:cs="Poppins" w:eastAsia="Poppins"/>
                 <w:sz w:val="16"/>
                 <w:highlight w:val="yellow"/>
               </w:rPr>
@@ -1570,7 +1570,7 @@
             <w:pPr>
               <w:jc w:val="left"/>
               <w:rPr>
-                <w:rFonts w:ascii="Poppins" w:hAnsi="Poppins" w:cs="Poppins"/>
+                <w:rFonts w:ascii="Poppins" w:hAnsi="Poppins" w:cs="Poppins" w:eastAsia="Poppins"/>
                 <w:sz w:val="16"/>
                 <w:highlight w:val="yellow"/>
               </w:rPr>
@@ -1582,7 +1582,7 @@
             <w:pPr>
               <w:jc w:val="left"/>
               <w:rPr>
-                <w:rFonts w:ascii="Poppins" w:hAnsi="Poppins" w:cs="Poppins"/>
+                <w:rFonts w:ascii="Poppins" w:hAnsi="Poppins" w:cs="Poppins" w:eastAsia="Poppins"/>
                 <w:sz w:val="16"/>
                 <w:highlight w:val="yellow"/>
               </w:rPr>
@@ -1608,14 +1608,14 @@
             <w:pPr>
               <w:jc w:val="left"/>
               <w:rPr>
-                <w:rFonts w:ascii="Poppins" w:hAnsi="Poppins" w:cs="Poppins"/>
-                <w:sz w:val="16"/>
-                <w:highlight w:val="yellow"/>
-              </w:rPr>
-            </w:pPr>
-            <w:r>
-              <w:rPr>
-                <w:rFonts w:ascii="Poppins" w:hAnsi="Poppins" w:cs="Poppins"/>
+                <w:rFonts w:ascii="Poppins" w:hAnsi="Poppins" w:cs="Poppins" w:eastAsia="Poppins"/>
+                <w:sz w:val="16"/>
+                <w:highlight w:val="yellow"/>
+              </w:rPr>
+            </w:pPr>
+            <w:r>
+              <w:rPr>
+                <w:rFonts w:ascii="Poppins" w:hAnsi="Poppins" w:cs="Poppins" w:eastAsia="Poppins"/>
                 <w:sz w:val="16"/>
                 <w:highlight w:val="yellow"/>
               </w:rPr>
@@ -1623,7 +1623,7 @@
             </w:r>
             <w:r>
               <w:rPr>
-                <w:rFonts w:ascii="Poppins" w:hAnsi="Poppins" w:cs="Poppins"/>
+                <w:rFonts w:ascii="Poppins" w:hAnsi="Poppins" w:cs="Poppins" w:eastAsia="Poppins"/>
                 <w:sz w:val="16"/>
                 <w:highlight w:val="yellow"/>
                 <w:lang w:val="en-GB"/>
@@ -1648,7 +1648,7 @@
             <w:pPr>
               <w:jc w:val="left"/>
               <w:rPr>
-                <w:rFonts w:ascii="Poppins" w:hAnsi="Poppins" w:cs="Poppins"/>
+                <w:rFonts w:ascii="Poppins" w:hAnsi="Poppins" w:cs="Poppins" w:eastAsia="Poppins"/>
                 <w:sz w:val="16"/>
                 <w:highlight w:val="yellow"/>
               </w:rPr>
@@ -1671,14 +1671,14 @@
             <w:pPr>
               <w:jc w:val="left"/>
               <w:rPr>
-                <w:rFonts w:ascii="Poppins" w:hAnsi="Poppins" w:cs="Poppins"/>
-                <w:sz w:val="16"/>
-                <w:highlight w:val="yellow"/>
-              </w:rPr>
-            </w:pPr>
-            <w:r>
-              <w:rPr>
-                <w:rFonts w:ascii="Poppins" w:hAnsi="Poppins" w:cs="Poppins"/>
+                <w:rFonts w:ascii="Poppins" w:hAnsi="Poppins" w:cs="Poppins" w:eastAsia="Poppins"/>
+                <w:sz w:val="16"/>
+                <w:highlight w:val="yellow"/>
+              </w:rPr>
+            </w:pPr>
+            <w:r>
+              <w:rPr>
+                <w:rFonts w:ascii="Poppins" w:hAnsi="Poppins" w:cs="Poppins" w:eastAsia="Poppins"/>
                 <w:sz w:val="16"/>
                 <w:highlight w:val="yellow"/>
               </w:rPr>
@@ -1686,7 +1686,7 @@
             </w:r>
             <w:r>
               <w:rPr>
-                <w:rFonts w:ascii="Poppins" w:hAnsi="Poppins" w:cs="Poppins"/>
+                <w:rFonts w:ascii="Poppins" w:hAnsi="Poppins" w:cs="Poppins" w:eastAsia="Poppins"/>
                 <w:sz w:val="16"/>
                 <w:highlight w:val="yellow"/>
                 <w:lang w:val="en-GB"/>
@@ -1695,7 +1695,7 @@
             </w:r>
             <w:r>
               <w:rPr>
-                <w:rFonts w:ascii="Poppins" w:hAnsi="Poppins" w:cs="Poppins"/>
+                <w:rFonts w:ascii="Poppins" w:hAnsi="Poppins" w:cs="Poppins" w:eastAsia="Poppins"/>
                 <w:sz w:val="16"/>
                 <w:highlight w:val="yellow"/>
               </w:rPr>
@@ -1705,7 +1705,7 @@
             <w:bookmarkEnd w:id="48"/>
             <w:r>
               <w:rPr>
-                <w:rFonts w:ascii="Poppins" w:hAnsi="Poppins" w:cs="Poppins"/>
+                <w:rFonts w:ascii="Poppins" w:hAnsi="Poppins" w:cs="Poppins" w:eastAsia="Poppins"/>
                 <w:sz w:val="16"/>
                 <w:highlight w:val="yellow"/>
               </w:rPr>
@@ -1726,7 +1726,7 @@
             <w:pPr>
               <w:jc w:val="left"/>
               <w:rPr>
-                <w:rFonts w:ascii="Poppins" w:hAnsi="Poppins" w:cs="Poppins"/>
+                <w:rFonts w:ascii="Poppins" w:hAnsi="Poppins" w:cs="Poppins" w:eastAsia="Poppins"/>
                 <w:sz w:val="16"/>
                 <w:highlight w:val="yellow"/>
               </w:rPr>
@@ -1748,14 +1748,14 @@
             <w:pPr>
               <w:jc w:val="left"/>
               <w:rPr>
-                <w:rFonts w:ascii="Poppins" w:hAnsi="Poppins" w:cs="Poppins"/>
-                <w:sz w:val="16"/>
-                <w:highlight w:val="yellow"/>
-              </w:rPr>
-            </w:pPr>
-            <w:r>
-              <w:rPr>
-                <w:rFonts w:ascii="Poppins" w:hAnsi="Poppins" w:cs="Poppins"/>
+                <w:rFonts w:ascii="Poppins" w:hAnsi="Poppins" w:cs="Poppins" w:eastAsia="Poppins"/>
+                <w:sz w:val="16"/>
+                <w:highlight w:val="yellow"/>
+              </w:rPr>
+            </w:pPr>
+            <w:r>
+              <w:rPr>
+                <w:rFonts w:ascii="Poppins" w:hAnsi="Poppins" w:cs="Poppins" w:eastAsia="Poppins"/>
                 <w:sz w:val="16"/>
                 <w:highlight w:val="yellow"/>
               </w:rPr>
@@ -1763,7 +1763,7 @@
             </w:r>
             <w:r>
               <w:rPr>
-                <w:rFonts w:ascii="Poppins" w:hAnsi="Poppins" w:cs="Poppins"/>
+                <w:rFonts w:ascii="Poppins" w:hAnsi="Poppins" w:cs="Poppins" w:eastAsia="Poppins"/>
                 <w:sz w:val="16"/>
                 <w:highlight w:val="yellow"/>
                 <w:lang w:val="en-GB"/>
@@ -1772,7 +1772,7 @@
             </w:r>
             <w:r>
               <w:rPr>
-                <w:rFonts w:ascii="Poppins" w:hAnsi="Poppins" w:cs="Poppins"/>
+                <w:rFonts w:ascii="Poppins" w:hAnsi="Poppins" w:cs="Poppins" w:eastAsia="Poppins"/>
                 <w:sz w:val="16"/>
                 <w:highlight w:val="yellow"/>
               </w:rPr>
@@ -1782,7 +1782,7 @@
             <w:bookmarkEnd w:id="50"/>
             <w:r>
               <w:rPr>
-                <w:rFonts w:ascii="Poppins" w:hAnsi="Poppins" w:cs="Poppins"/>
+                <w:rFonts w:ascii="Poppins" w:hAnsi="Poppins" w:cs="Poppins" w:eastAsia="Poppins"/>
                 <w:sz w:val="16"/>
                 <w:highlight w:val="yellow"/>
               </w:rPr>
@@ -1802,7 +1802,7 @@
             <w:pPr>
               <w:jc w:val="left"/>
               <w:rPr>
-                <w:rFonts w:ascii="Poppins" w:hAnsi="Poppins" w:cs="Poppins"/>
+                <w:rFonts w:ascii="Poppins" w:hAnsi="Poppins" w:cs="Poppins" w:eastAsia="Poppins"/>
                 <w:sz w:val="16"/>
               </w:rPr>
             </w:pPr>
@@ -1826,14 +1826,14 @@
             <w:pPr>
               <w:jc w:val="left"/>
               <w:rPr>
-                <w:rFonts w:ascii="Poppins" w:hAnsi="Poppins" w:cs="Poppins"/>
-                <w:sz w:val="16"/>
-                <w:highlight w:val="yellow"/>
-              </w:rPr>
-            </w:pPr>
-            <w:r>
-              <w:rPr>
-                <w:rFonts w:ascii="Poppins" w:hAnsi="Poppins" w:cs="Poppins"/>
+                <w:rFonts w:ascii="Poppins" w:hAnsi="Poppins" w:cs="Poppins" w:eastAsia="Poppins"/>
+                <w:sz w:val="16"/>
+                <w:highlight w:val="yellow"/>
+              </w:rPr>
+            </w:pPr>
+            <w:r>
+              <w:rPr>
+                <w:rFonts w:ascii="Poppins" w:hAnsi="Poppins" w:cs="Poppins" w:eastAsia="Poppins"/>
                 <w:sz w:val="16"/>
                 <w:highlight w:val="yellow"/>
               </w:rPr>
@@ -1846,14 +1846,14 @@
             <w:pPr>
               <w:jc w:val="left"/>
               <w:rPr>
-                <w:rFonts w:ascii="Poppins" w:hAnsi="Poppins" w:cs="Poppins"/>
-                <w:sz w:val="16"/>
-                <w:highlight w:val="yellow"/>
-              </w:rPr>
-            </w:pPr>
-            <w:r>
-              <w:rPr>
-                <w:rFonts w:ascii="Poppins" w:hAnsi="Poppins" w:cs="Poppins"/>
+                <w:rFonts w:ascii="Poppins" w:hAnsi="Poppins" w:cs="Poppins" w:eastAsia="Poppins"/>
+                <w:sz w:val="16"/>
+                <w:highlight w:val="yellow"/>
+              </w:rPr>
+            </w:pPr>
+            <w:r>
+              <w:rPr>
+                <w:rFonts w:ascii="Poppins" w:hAnsi="Poppins" w:cs="Poppins" w:eastAsia="Poppins"/>
                 <w:sz w:val="16"/>
                 <w:highlight w:val="yellow"/>
                 <w:lang w:val="en-GB"/>
@@ -1862,7 +1862,7 @@
             </w:r>
             <w:r>
               <w:rPr>
-                <w:rFonts w:ascii="Poppins" w:hAnsi="Poppins" w:cs="Poppins"/>
+                <w:rFonts w:ascii="Poppins" w:hAnsi="Poppins" w:cs="Poppins" w:eastAsia="Poppins"/>
                 <w:sz w:val="16"/>
                 <w:highlight w:val="yellow"/>
               </w:rPr>
@@ -1882,7 +1882,7 @@
             <w:pPr>
               <w:jc w:val="left"/>
               <w:rPr>
-                <w:rFonts w:ascii="Poppins" w:hAnsi="Poppins" w:cs="Poppins"/>
+                <w:rFonts w:ascii="Poppins" w:hAnsi="Poppins" w:cs="Poppins" w:eastAsia="Poppins"/>
                 <w:sz w:val="16"/>
                 <w:highlight w:val="yellow"/>
               </w:rPr>
@@ -1909,14 +1909,14 @@
             <w:pPr>
               <w:jc w:val="left"/>
               <w:rPr>
-                <w:rFonts w:ascii="Poppins" w:hAnsi="Poppins" w:cs="Poppins"/>
-                <w:sz w:val="16"/>
-                <w:highlight w:val="yellow"/>
-              </w:rPr>
-            </w:pPr>
-            <w:r>
-              <w:rPr>
-                <w:rFonts w:ascii="Poppins" w:hAnsi="Poppins" w:cs="Poppins"/>
+                <w:rFonts w:ascii="Poppins" w:hAnsi="Poppins" w:cs="Poppins" w:eastAsia="Poppins"/>
+                <w:sz w:val="16"/>
+                <w:highlight w:val="yellow"/>
+              </w:rPr>
+            </w:pPr>
+            <w:r>
+              <w:rPr>
+                <w:rFonts w:ascii="Poppins" w:hAnsi="Poppins" w:cs="Poppins" w:eastAsia="Poppins"/>
                 <w:sz w:val="16"/>
                 <w:highlight w:val="yellow"/>
               </w:rPr>
@@ -1924,7 +1924,7 @@
             </w:r>
             <w:r>
               <w:rPr>
-                <w:rFonts w:ascii="Poppins" w:hAnsi="Poppins" w:cs="Poppins"/>
+                <w:rFonts w:ascii="Poppins" w:hAnsi="Poppins" w:cs="Poppins" w:eastAsia="Poppins"/>
                 <w:sz w:val="16"/>
                 <w:highlight w:val="yellow"/>
                 <w:lang w:val="en-GB"/>
@@ -1933,7 +1933,7 @@
             </w:r>
             <w:r>
               <w:rPr>
-                <w:rFonts w:ascii="Poppins" w:hAnsi="Poppins" w:cs="Poppins"/>
+                <w:rFonts w:ascii="Poppins" w:hAnsi="Poppins" w:cs="Poppins" w:eastAsia="Poppins"/>
                 <w:sz w:val="16"/>
                 <w:highlight w:val="yellow"/>
               </w:rPr>
@@ -1953,7 +1953,7 @@
             <w:pPr>
               <w:jc w:val="left"/>
               <w:rPr>
-                <w:rFonts w:ascii="Poppins" w:hAnsi="Poppins" w:cs="Poppins"/>
+                <w:rFonts w:ascii="Poppins" w:hAnsi="Poppins" w:cs="Poppins" w:eastAsia="Poppins"/>
                 <w:sz w:val="16"/>
                 <w:highlight w:val="yellow"/>
               </w:rPr>
@@ -1978,14 +1978,14 @@
             <w:pPr>
               <w:jc w:val="left"/>
               <w:rPr>
-                <w:rFonts w:ascii="Poppins" w:hAnsi="Poppins" w:cs="Poppins"/>
-                <w:sz w:val="16"/>
-                <w:highlight w:val="yellow"/>
-              </w:rPr>
-            </w:pPr>
-            <w:r>
-              <w:rPr>
-                <w:rFonts w:ascii="Poppins" w:hAnsi="Poppins" w:cs="Poppins"/>
+                <w:rFonts w:ascii="Poppins" w:hAnsi="Poppins" w:cs="Poppins" w:eastAsia="Poppins"/>
+                <w:sz w:val="16"/>
+                <w:highlight w:val="yellow"/>
+              </w:rPr>
+            </w:pPr>
+            <w:r>
+              <w:rPr>
+                <w:rFonts w:ascii="Poppins" w:hAnsi="Poppins" w:cs="Poppins" w:eastAsia="Poppins"/>
                 <w:sz w:val="16"/>
                 <w:highlight w:val="yellow"/>
               </w:rPr>
@@ -1993,7 +1993,7 @@
             </w:r>
             <w:r>
               <w:rPr>
-                <w:rFonts w:ascii="Poppins" w:hAnsi="Poppins" w:cs="Poppins"/>
+                <w:rFonts w:ascii="Poppins" w:hAnsi="Poppins" w:cs="Poppins" w:eastAsia="Poppins"/>
                 <w:sz w:val="16"/>
                 <w:highlight w:val="yellow"/>
                 <w:lang w:val="en-GB"/>
@@ -2002,7 +2002,7 @@
             </w:r>
             <w:r>
               <w:rPr>
-                <w:rFonts w:ascii="Poppins" w:hAnsi="Poppins" w:cs="Poppins"/>
+                <w:rFonts w:ascii="Poppins" w:hAnsi="Poppins" w:cs="Poppins" w:eastAsia="Poppins"/>
                 <w:sz w:val="16"/>
                 <w:highlight w:val="yellow"/>
               </w:rPr>
@@ -2025,7 +2025,7 @@
             <w:pPr>
               <w:jc w:val="left"/>
               <w:rPr>
-                <w:rFonts w:ascii="Poppins" w:hAnsi="Poppins" w:cs="Poppins"/>
+                <w:rFonts w:ascii="Poppins" w:hAnsi="Poppins" w:cs="Poppins" w:eastAsia="Poppins"/>
                 <w:sz w:val="16"/>
                 <w:highlight w:val="yellow"/>
               </w:rPr>
@@ -2047,14 +2047,14 @@
             <w:pPr>
               <w:jc w:val="left"/>
               <w:rPr>
-                <w:rFonts w:ascii="Poppins" w:hAnsi="Poppins" w:cs="Poppins"/>
+                <w:rFonts w:ascii="Poppins" w:hAnsi="Poppins" w:cs="Poppins" w:eastAsia="Poppins"/>
                 <w:b/>
                 <w:sz w:val="16"/>
               </w:rPr>
             </w:pPr>
             <w:r>
               <w:rPr>
-                <w:rFonts w:ascii="Poppins" w:hAnsi="Poppins" w:cs="Poppins"/>
+                <w:rFonts w:ascii="Poppins" w:hAnsi="Poppins" w:cs="Poppins" w:eastAsia="Poppins"/>
                 <w:b/>
                 <w:bCs/>
                 <w:sz w:val="16"/>
@@ -2063,7 +2063,7 @@
             </w:r>
             <w:r>
               <w:rPr>
-                <w:rFonts w:ascii="Poppins" w:hAnsi="Poppins" w:cs="Poppins"/>
+                <w:rFonts w:ascii="Poppins" w:hAnsi="Poppins" w:cs="Poppins" w:eastAsia="Poppins"/>
                 <w:b/>
                 <w:bCs/>
                 <w:sz w:val="16"/>
@@ -2086,7 +2086,7 @@
           <w:tab w:val="left" w:pos="360"/>
         </w:tabs>
         <w:rPr>
-          <w:rFonts w:ascii="Poppins" w:hAnsi="Poppins" w:cs="Poppins"/>
+          <w:rFonts w:ascii="Poppins" w:hAnsi="Poppins" w:cs="Poppins" w:eastAsia="Poppins"/>
           <w:sz w:val="12"/>
           <w:szCs w:val="12"/>
           <w:vertAlign w:val="superscript"/>
@@ -2098,7 +2098,7 @@
     <w:p>
       <w:pPr>
         <w:rPr>
-          <w:rFonts w:ascii="Poppins" w:hAnsi="Poppins" w:cs="Poppins"/>
+          <w:rFonts w:ascii="Poppins" w:hAnsi="Poppins" w:cs="Poppins" w:eastAsia="Poppins"/>
           <w:i/>
           <w:sz w:val="16"/>
           <w:szCs w:val="18"/>
@@ -2106,7 +2106,7 @@
       </w:pPr>
       <w:r>
         <w:rPr>
-          <w:rFonts w:ascii="Poppins" w:hAnsi="Poppins" w:cs="Poppins"/>
+          <w:rFonts w:ascii="Poppins" w:hAnsi="Poppins" w:cs="Poppins" w:eastAsia="Poppins"/>
           <w:sz w:val="16"/>
           <w:szCs w:val="18"/>
         </w:rPr>
@@ -2114,7 +2114,7 @@
       </w:r>
       <w:r>
         <w:rPr>
-          <w:rFonts w:ascii="Poppins" w:hAnsi="Poppins" w:cs="Poppins"/>
+          <w:rFonts w:ascii="Poppins" w:hAnsi="Poppins" w:cs="Poppins" w:eastAsia="Poppins"/>
           <w:i/>
           <w:sz w:val="16"/>
           <w:szCs w:val="18"/>
@@ -2134,7 +2134,7 @@
           <w:tab w:val="left" w:pos="360"/>
         </w:tabs>
         <w:rPr>
-          <w:rFonts w:ascii="Poppins" w:hAnsi="Poppins" w:cs="Poppins"/>
+          <w:rFonts w:ascii="Poppins" w:hAnsi="Poppins" w:cs="Poppins" w:eastAsia="Poppins"/>
           <w:sz w:val="12"/>
           <w:szCs w:val="12"/>
         </w:rPr>
@@ -2151,7 +2151,7 @@
         </w:numPr>
         <w:ind w:left="426" w:hanging="426"/>
         <w:rPr>
-          <w:rFonts w:ascii="Poppins" w:hAnsi="Poppins" w:cs="Poppins"/>
+          <w:rFonts w:ascii="Poppins" w:hAnsi="Poppins" w:cs="Poppins" w:eastAsia="Poppins"/>
           <w:b/>
           <w:sz w:val="16"/>
           <w:szCs w:val="18"/>
@@ -2159,7 +2159,7 @@
       </w:pPr>
       <w:r>
         <w:rPr>
-          <w:rFonts w:ascii="Poppins" w:hAnsi="Poppins" w:cs="Poppins"/>
+          <w:rFonts w:ascii="Poppins" w:hAnsi="Poppins" w:cs="Poppins" w:eastAsia="Poppins"/>
           <w:b/>
           <w:bCs/>
           <w:sz w:val="16"/>
@@ -2170,7 +2170,7 @@
       </w:r>
       <w:r>
         <w:rPr>
-          <w:rFonts w:ascii="Poppins" w:hAnsi="Poppins" w:cs="Poppins"/>
+          <w:rFonts w:ascii="Poppins" w:hAnsi="Poppins" w:cs="Poppins" w:eastAsia="Poppins"/>
           <w:b/>
           <w:bCs/>
           <w:i/>
@@ -2188,7 +2188,7 @@
       <w:pPr>
         <w:spacing w:before="120"/>
         <w:rPr>
-          <w:rFonts w:ascii="Poppins" w:hAnsi="Poppins" w:cs="Poppins"/>
+          <w:rFonts w:ascii="Poppins" w:hAnsi="Poppins" w:cs="Poppins" w:eastAsia="Poppins"/>
           <w:i/>
           <w:sz w:val="16"/>
           <w:szCs w:val="18"/>
@@ -2196,7 +2196,7 @@
       </w:pPr>
       <w:r>
         <w:rPr>
-          <w:rFonts w:ascii="Poppins" w:hAnsi="Poppins" w:cs="Poppins"/>
+          <w:rFonts w:ascii="Poppins" w:hAnsi="Poppins" w:cs="Poppins" w:eastAsia="Poppins"/>
           <w:sz w:val="16"/>
           <w:szCs w:val="18"/>
         </w:rPr>
@@ -2204,7 +2204,7 @@
       </w:r>
       <w:r>
         <w:rPr>
-          <w:rFonts w:ascii="Poppins" w:hAnsi="Poppins" w:cs="Poppins"/>
+          <w:rFonts w:ascii="Poppins" w:hAnsi="Poppins" w:cs="Poppins" w:eastAsia="Poppins"/>
           <w:i/>
           <w:sz w:val="16"/>
           <w:szCs w:val="18"/>
@@ -2213,7 +2213,7 @@
       </w:r>
       <w:r>
         <w:rPr>
-          <w:rFonts w:ascii="Poppins" w:hAnsi="Poppins" w:cs="Poppins"/>
+          <w:rFonts w:ascii="Poppins" w:hAnsi="Poppins" w:cs="Poppins" w:eastAsia="Poppins"/>
           <w:i/>
           <w:sz w:val="16"/>
           <w:szCs w:val="18"/>
@@ -2224,7 +2224,7 @@
       <w:proofErr w:type="spellStart"/>
       <w:r>
         <w:rPr>
-          <w:rFonts w:ascii="Poppins" w:hAnsi="Poppins" w:cs="Poppins"/>
+          <w:rFonts w:ascii="Poppins" w:hAnsi="Poppins" w:cs="Poppins" w:eastAsia="Poppins"/>
           <w:i/>
           <w:sz w:val="16"/>
           <w:szCs w:val="18"/>
@@ -2235,7 +2235,7 @@
       <w:proofErr w:type="spellEnd"/>
       <w:r>
         <w:rPr>
-          <w:rFonts w:ascii="Poppins" w:hAnsi="Poppins" w:cs="Poppins"/>
+          <w:rFonts w:ascii="Poppins" w:hAnsi="Poppins" w:cs="Poppins" w:eastAsia="Poppins"/>
           <w:i/>
           <w:sz w:val="16"/>
           <w:szCs w:val="18"/>
@@ -2246,7 +2246,7 @@
       <w:proofErr w:type="spellStart"/>
       <w:r>
         <w:rPr>
-          <w:rFonts w:ascii="Poppins" w:hAnsi="Poppins" w:cs="Poppins"/>
+          <w:rFonts w:ascii="Poppins" w:hAnsi="Poppins" w:cs="Poppins" w:eastAsia="Poppins"/>
           <w:i/>
           <w:sz w:val="16"/>
           <w:szCs w:val="18"/>
@@ -2257,7 +2257,7 @@
       <w:proofErr w:type="spellEnd"/>
       <w:r>
         <w:rPr>
-          <w:rFonts w:ascii="Poppins" w:hAnsi="Poppins" w:cs="Poppins"/>
+          <w:rFonts w:ascii="Poppins" w:hAnsi="Poppins" w:cs="Poppins" w:eastAsia="Poppins"/>
           <w:i/>
           <w:sz w:val="16"/>
           <w:szCs w:val="18"/>
@@ -2268,7 +2268,7 @@
       <w:proofErr w:type="spellStart"/>
       <w:r>
         <w:rPr>
-          <w:rFonts w:ascii="Poppins" w:hAnsi="Poppins" w:cs="Poppins"/>
+          <w:rFonts w:ascii="Poppins" w:hAnsi="Poppins" w:cs="Poppins" w:eastAsia="Poppins"/>
           <w:i/>
           <w:sz w:val="16"/>
           <w:szCs w:val="18"/>
@@ -2279,7 +2279,7 @@
       <w:proofErr w:type="spellEnd"/>
       <w:r>
         <w:rPr>
-          <w:rFonts w:ascii="Poppins" w:hAnsi="Poppins" w:cs="Poppins"/>
+          <w:rFonts w:ascii="Poppins" w:hAnsi="Poppins" w:cs="Poppins" w:eastAsia="Poppins"/>
           <w:i/>
           <w:sz w:val="16"/>
           <w:szCs w:val="18"/>
@@ -2293,14 +2293,14 @@
     <w:p>
       <w:pPr>
         <w:rPr>
-          <w:rFonts w:ascii="Poppins" w:hAnsi="Poppins" w:cs="Poppins"/>
-          <w:sz w:val="16"/>
-          <w:szCs w:val="18"/>
-        </w:rPr>
-      </w:pPr>
-      <w:r>
-        <w:rPr>
-          <w:rFonts w:ascii="Poppins" w:hAnsi="Poppins" w:cs="Poppins"/>
+          <w:rFonts w:ascii="Poppins" w:hAnsi="Poppins" w:cs="Poppins" w:eastAsia="Poppins"/>
+          <w:sz w:val="16"/>
+          <w:szCs w:val="18"/>
+        </w:rPr>
+      </w:pPr>
+      <w:r>
+        <w:rPr>
+          <w:rFonts w:ascii="Poppins" w:hAnsi="Poppins" w:cs="Poppins" w:eastAsia="Poppins"/>
           <w:sz w:val="16"/>
           <w:szCs w:val="18"/>
         </w:rPr>
@@ -2308,7 +2308,7 @@
       </w:r>
       <w:r>
         <w:rPr>
-          <w:rFonts w:ascii="Poppins" w:hAnsi="Poppins" w:cs="Poppins"/>
+          <w:rFonts w:ascii="Poppins" w:hAnsi="Poppins" w:cs="Poppins" w:eastAsia="Poppins"/>
           <w:i/>
           <w:sz w:val="16"/>
           <w:szCs w:val="18"/>
@@ -2317,7 +2317,7 @@
       </w:r>
       <w:r>
         <w:rPr>
-          <w:rFonts w:ascii="Poppins" w:hAnsi="Poppins" w:cs="Poppins"/>
+          <w:rFonts w:ascii="Poppins" w:hAnsi="Poppins" w:cs="Poppins" w:eastAsia="Poppins"/>
           <w:i/>
           <w:sz w:val="16"/>
           <w:szCs w:val="18"/>
@@ -2328,7 +2328,7 @@
       <w:proofErr w:type="spellStart"/>
       <w:r>
         <w:rPr>
-          <w:rFonts w:ascii="Poppins" w:hAnsi="Poppins" w:cs="Poppins"/>
+          <w:rFonts w:ascii="Poppins" w:hAnsi="Poppins" w:cs="Poppins" w:eastAsia="Poppins"/>
           <w:i/>
           <w:sz w:val="16"/>
           <w:szCs w:val="18"/>
@@ -2339,7 +2339,7 @@
       <w:proofErr w:type="spellEnd"/>
       <w:r>
         <w:rPr>
-          <w:rFonts w:ascii="Poppins" w:hAnsi="Poppins" w:cs="Poppins"/>
+          <w:rFonts w:ascii="Poppins" w:hAnsi="Poppins" w:cs="Poppins" w:eastAsia="Poppins"/>
           <w:i/>
           <w:sz w:val="16"/>
           <w:szCs w:val="18"/>
@@ -2350,7 +2350,7 @@
       <w:proofErr w:type="spellStart"/>
       <w:r>
         <w:rPr>
-          <w:rFonts w:ascii="Poppins" w:hAnsi="Poppins" w:cs="Poppins"/>
+          <w:rFonts w:ascii="Poppins" w:hAnsi="Poppins" w:cs="Poppins" w:eastAsia="Poppins"/>
           <w:i/>
           <w:sz w:val="16"/>
           <w:szCs w:val="18"/>
@@ -2361,7 +2361,7 @@
       <w:proofErr w:type="spellEnd"/>
       <w:r>
         <w:rPr>
-          <w:rFonts w:ascii="Poppins" w:hAnsi="Poppins" w:cs="Poppins"/>
+          <w:rFonts w:ascii="Poppins" w:hAnsi="Poppins" w:cs="Poppins" w:eastAsia="Poppins"/>
           <w:i/>
           <w:sz w:val="16"/>
           <w:szCs w:val="18"/>
@@ -2371,7 +2371,7 @@
       </w:r>
       <w:r>
         <w:rPr>
-          <w:rFonts w:ascii="Poppins" w:hAnsi="Poppins" w:cs="Poppins"/>
+          <w:rFonts w:ascii="Poppins" w:hAnsi="Poppins" w:cs="Poppins" w:eastAsia="Poppins"/>
           <w:sz w:val="14"/>
           <w:szCs w:val="16"/>
         </w:rPr>
@@ -2384,14 +2384,14 @@
       <w:pPr>
         <w:spacing w:before="200"/>
         <w:rPr>
-          <w:rFonts w:ascii="Poppins" w:hAnsi="Poppins" w:cs="Poppins"/>
-          <w:sz w:val="16"/>
-          <w:szCs w:val="18"/>
-        </w:rPr>
-      </w:pPr>
-      <w:r>
-        <w:rPr>
-          <w:rFonts w:ascii="Poppins" w:hAnsi="Poppins" w:cs="Poppins"/>
+          <w:rFonts w:ascii="Poppins" w:hAnsi="Poppins" w:cs="Poppins" w:eastAsia="Poppins"/>
+          <w:sz w:val="16"/>
+          <w:szCs w:val="18"/>
+        </w:rPr>
+      </w:pPr>
+      <w:r>
+        <w:rPr>
+          <w:rFonts w:ascii="Poppins" w:hAnsi="Poppins" w:cs="Poppins" w:eastAsia="Poppins"/>
           <w:smallCaps/>
           <w:sz w:val="16"/>
           <w:szCs w:val="18"/>
@@ -2400,7 +2400,7 @@
       </w:r>
       <w:r>
         <w:rPr>
-          <w:rFonts w:ascii="Poppins" w:hAnsi="Poppins" w:cs="Poppins"/>
+          <w:rFonts w:ascii="Poppins" w:hAnsi="Poppins" w:cs="Poppins" w:eastAsia="Poppins"/>
           <w:sz w:val="16"/>
           <w:szCs w:val="18"/>
         </w:rPr>
@@ -2408,7 +2408,7 @@
       </w:r>
       <w:r>
         <w:rPr>
-          <w:rFonts w:ascii="Poppins" w:hAnsi="Poppins" w:cs="Poppins"/>
+          <w:rFonts w:ascii="Poppins" w:hAnsi="Poppins" w:cs="Poppins" w:eastAsia="Poppins"/>
           <w:i/>
           <w:sz w:val="16"/>
           <w:szCs w:val="18"/>
@@ -2418,7 +2418,7 @@
       </w:r>
       <w:r>
         <w:rPr>
-          <w:rFonts w:ascii="Poppins" w:hAnsi="Poppins" w:cs="Poppins"/>
+          <w:rFonts w:ascii="Poppins" w:hAnsi="Poppins" w:cs="Poppins" w:eastAsia="Poppins"/>
           <w:sz w:val="16"/>
           <w:szCs w:val="18"/>
           <w:lang w:val="en-GB"/>
@@ -2427,7 +2427,7 @@
       </w:r>
       <w:r>
         <w:rPr>
-          <w:rFonts w:ascii="Poppins" w:hAnsi="Poppins" w:cs="Poppins"/>
+          <w:rFonts w:ascii="Poppins" w:hAnsi="Poppins" w:cs="Poppins" w:eastAsia="Poppins"/>
           <w:sz w:val="16"/>
           <w:szCs w:val="18"/>
         </w:rPr>
@@ -2435,7 +2435,7 @@
       </w:r>
       <w:r>
         <w:rPr>
-          <w:rFonts w:ascii="Poppins" w:hAnsi="Poppins" w:cs="Poppins"/>
+          <w:rFonts w:ascii="Poppins" w:hAnsi="Poppins" w:cs="Poppins" w:eastAsia="Poppins"/>
           <w:sz w:val="16"/>
           <w:szCs w:val="18"/>
           <w:highlight w:val="yellow"/>
@@ -2444,7 +2444,7 @@
       </w:r>
       <w:r>
         <w:rPr>
-          <w:rFonts w:ascii="Poppins" w:hAnsi="Poppins" w:cs="Poppins"/>
+          <w:rFonts w:ascii="Poppins" w:hAnsi="Poppins" w:cs="Poppins" w:eastAsia="Poppins"/>
           <w:sz w:val="16"/>
           <w:szCs w:val="18"/>
         </w:rPr>
@@ -2465,7 +2465,7 @@
         <w:ind w:left="5812"/>
         <w:jc w:val="center"/>
         <w:rPr>
-          <w:rFonts w:ascii="Poppins" w:hAnsi="Poppins" w:cs="Poppins"/>
+          <w:rFonts w:ascii="Poppins" w:hAnsi="Poppins" w:cs="Poppins" w:eastAsia="Poppins"/>
           <w:sz w:val="16"/>
           <w:szCs w:val="18"/>
         </w:rPr>
@@ -2474,7 +2474,7 @@
       <w:bookmarkEnd w:id="68"/>
       <w:r>
         <w:rPr>
-          <w:rFonts w:ascii="Poppins" w:hAnsi="Poppins" w:cs="Poppins"/>
+          <w:rFonts w:ascii="Poppins" w:hAnsi="Poppins" w:cs="Poppins" w:eastAsia="Poppins"/>
           <w:sz w:val="16"/>
           <w:szCs w:val="18"/>
         </w:rPr>
@@ -2495,14 +2495,14 @@
         <w:ind w:left="5812"/>
         <w:jc w:val="center"/>
         <w:rPr>
-          <w:rFonts w:ascii="Poppins" w:hAnsi="Poppins" w:cs="Poppins"/>
-          <w:sz w:val="16"/>
-          <w:szCs w:val="18"/>
-        </w:rPr>
-      </w:pPr>
-      <w:r>
-        <w:rPr>
-          <w:rFonts w:ascii="Poppins" w:hAnsi="Poppins" w:cs="Poppins"/>
+          <w:rFonts w:ascii="Poppins" w:hAnsi="Poppins" w:cs="Poppins" w:eastAsia="Poppins"/>
+          <w:sz w:val="16"/>
+          <w:szCs w:val="18"/>
+        </w:rPr>
+      </w:pPr>
+      <w:r>
+        <w:rPr>
+          <w:rFonts w:ascii="Poppins" w:hAnsi="Poppins" w:cs="Poppins" w:eastAsia="Poppins"/>
           <w:sz w:val="16"/>
           <w:szCs w:val="18"/>
         </w:rPr>
@@ -2510,7 +2510,7 @@
       </w:r>
       <w:r>
         <w:rPr>
-          <w:rFonts w:ascii="Poppins" w:hAnsi="Poppins" w:cs="Poppins"/>
+          <w:rFonts w:ascii="Poppins" w:hAnsi="Poppins" w:cs="Poppins" w:eastAsia="Poppins"/>
           <w:i/>
           <w:sz w:val="16"/>
           <w:szCs w:val="18"/>
@@ -2663,7 +2663,7 @@
         <w:ind w:left="502" w:hanging="360"/>
       </w:pPr>
       <w:rPr>
-        <w:rFonts w:hint="default"/>
+        <w:rFonts w:hint="default" w:ascii="Poppins" w:hAnsi="Poppins" w:eastAsia="Poppins" w:cs="Poppins"/>
       </w:rPr>
     </w:lvl>
     <w:lvl w:ilvl="1" w:tplc="040E0019" w:tentative="1">
@@ -2752,7 +2752,7 @@
         <w:ind w:left="1146" w:hanging="720"/>
       </w:pPr>
       <w:rPr>
-        <w:rFonts w:hint="default"/>
+        <w:rFonts w:hint="default" w:ascii="Poppins" w:hAnsi="Poppins" w:eastAsia="Poppins" w:cs="Poppins"/>
         <w:b/>
         <w:i w:val="0"/>
       </w:rPr>
@@ -2843,7 +2843,7 @@
         <w:ind w:left="862" w:hanging="720"/>
       </w:pPr>
       <w:rPr>
-        <w:rFonts w:hint="default"/>
+        <w:rFonts w:hint="default" w:ascii="Poppins" w:hAnsi="Poppins" w:eastAsia="Poppins" w:cs="Poppins"/>
         <w:b/>
       </w:rPr>
     </w:lvl>
@@ -2933,7 +2933,7 @@
         <w:ind w:left="360" w:hanging="360"/>
       </w:pPr>
       <w:rPr>
-        <w:rFonts w:ascii="Arial" w:hAnsi="Arial" w:hint="default"/>
+        <w:rFonts w:ascii="Poppins" w:hAnsi="Poppins" w:hint="default" w:eastAsia="Poppins" w:cs="Poppins"/>
         <w:b/>
         <w:sz w:val="24"/>
       </w:rPr>
@@ -3024,7 +3024,7 @@
         <w:ind w:left="-65" w:hanging="360"/>
       </w:pPr>
       <w:rPr>
-        <w:rFonts w:ascii="Arial" w:eastAsia="Times New Roman" w:hAnsi="Arial" w:cs="Arial"/>
+        <w:rFonts w:ascii="Poppins" w:eastAsia="Poppins" w:hAnsi="Poppins" w:cs="Poppins"/>
         <w:b w:val="0"/>
       </w:rPr>
     </w:lvl>
@@ -3200,7 +3200,7 @@
         <w:ind w:left="720" w:hanging="720"/>
       </w:pPr>
       <w:rPr>
-        <w:rFonts w:hint="default"/>
+        <w:rFonts w:hint="default" w:ascii="Poppins" w:hAnsi="Poppins" w:eastAsia="Poppins" w:cs="Poppins"/>
         <w:b/>
       </w:rPr>
     </w:lvl>
@@ -3306,7 +3306,7 @@
   <w:docDefaults>
     <w:rPrDefault>
       <w:rPr>
-        <w:rFonts w:ascii="Times New Roman" w:eastAsiaTheme="minorHAnsi" w:hAnsi="Times New Roman" w:cs="Times New Roman"/>
+        <w:rFonts w:ascii="Poppins" w:hAnsi="Poppins" w:cs="Poppins" w:eastAsia="Poppins"/>
         <w:lang w:val="hu-HU" w:eastAsia="en-US" w:bidi="ar-SA"/>
       </w:rPr>
     </w:rPrDefault>
@@ -3696,7 +3696,7 @@
       <w:spacing w:before="0"/>
     </w:pPr>
     <w:rPr>
-      <w:rFonts w:ascii="Arial" w:eastAsia="Times New Roman" w:hAnsi="Arial"/>
+      <w:rFonts w:ascii="Poppins" w:eastAsia="Poppins" w:hAnsi="Poppins" w:cs="Poppins"/>
       <w:sz w:val="24"/>
       <w:lang w:eastAsia="hu-HU"/>
     </w:rPr>
@@ -3750,7 +3750,7 @@
     <w:link w:val="Cmsor2"/>
     <w:rsid w:val="00521675"/>
     <w:rPr>
-      <w:rFonts w:ascii="Arial" w:eastAsia="Times New Roman" w:hAnsi="Arial"/>
+      <w:rFonts w:ascii="Poppins" w:eastAsia="Poppins" w:hAnsi="Poppins" w:cs="Poppins"/>
       <w:b/>
       <w:sz w:val="28"/>
       <w:lang w:eastAsia="hu-HU"/>
@@ -3776,7 +3776,7 @@
     <w:uiPriority w:val="99"/>
     <w:rsid w:val="00521675"/>
     <w:rPr>
-      <w:rFonts w:ascii="Arial" w:eastAsia="Times New Roman" w:hAnsi="Arial"/>
+      <w:rFonts w:ascii="Poppins" w:eastAsia="Poppins" w:hAnsi="Poppins" w:cs="Poppins"/>
       <w:sz w:val="24"/>
       <w:lang w:eastAsia="hu-HU"/>
     </w:rPr>
@@ -3801,7 +3801,7 @@
     <w:uiPriority w:val="99"/>
     <w:rsid w:val="00521675"/>
     <w:rPr>
-      <w:rFonts w:ascii="Arial" w:eastAsia="Times New Roman" w:hAnsi="Arial"/>
+      <w:rFonts w:ascii="Poppins" w:eastAsia="Poppins" w:hAnsi="Poppins" w:cs="Poppins"/>
       <w:sz w:val="24"/>
       <w:lang w:eastAsia="hu-HU"/>
     </w:rPr>
@@ -3818,7 +3818,7 @@
     <w:link w:val="Szvegtrzs"/>
     <w:rsid w:val="00521675"/>
     <w:rPr>
-      <w:rFonts w:ascii="Arial" w:eastAsia="Times New Roman" w:hAnsi="Arial"/>
+      <w:rFonts w:ascii="Poppins" w:eastAsia="Poppins" w:hAnsi="Poppins" w:cs="Poppins"/>
       <w:sz w:val="24"/>
       <w:lang w:eastAsia="hu-HU"/>
     </w:rPr>
@@ -3838,7 +3838,7 @@
     <w:link w:val="Szvegtrzs3"/>
     <w:rsid w:val="00521675"/>
     <w:rPr>
-      <w:rFonts w:ascii="Arial" w:eastAsia="Times New Roman" w:hAnsi="Arial"/>
+      <w:rFonts w:ascii="Poppins" w:eastAsia="Poppins" w:hAnsi="Poppins" w:cs="Poppins"/>
       <w:b/>
       <w:sz w:val="24"/>
       <w:lang w:eastAsia="hu-HU"/>
@@ -3850,7 +3850,7 @@
     <w:link w:val="BuborkszvegChar"/>
     <w:rsid w:val="004D5960"/>
     <w:rPr>
-      <w:rFonts w:ascii="Tahoma" w:hAnsi="Tahoma" w:cs="Tahoma"/>
+      <w:rFonts w:ascii="Poppins" w:hAnsi="Poppins" w:cs="Poppins" w:eastAsia="Poppins"/>
       <w:sz w:val="16"/>
       <w:szCs w:val="16"/>
     </w:rPr>
@@ -3861,7 +3861,7 @@
     <w:link w:val="Buborkszveg"/>
     <w:rsid w:val="004D5960"/>
     <w:rPr>
-      <w:rFonts w:ascii="Tahoma" w:eastAsia="Times New Roman" w:hAnsi="Tahoma" w:cs="Tahoma"/>
+      <w:rFonts w:ascii="Poppins" w:eastAsia="Poppins" w:hAnsi="Poppins" w:cs="Poppins"/>
       <w:sz w:val="16"/>
       <w:szCs w:val="16"/>
       <w:lang w:eastAsia="hu-HU"/>
@@ -3915,7 +3915,7 @@
     <w:uiPriority w:val="99"/>
     <w:rsid w:val="000622EC"/>
     <w:rPr>
-      <w:rFonts w:ascii="Arial" w:eastAsia="Times New Roman" w:hAnsi="Arial"/>
+      <w:rFonts w:ascii="Poppins" w:eastAsia="Poppins" w:hAnsi="Poppins" w:cs="Poppins"/>
       <w:lang w:eastAsia="hu-HU"/>
     </w:rPr>
   </w:style>
@@ -3953,7 +3953,7 @@
     <w:link w:val="Jegyzetszveg"/>
     <w:rsid w:val="00FC6DF7"/>
     <w:rPr>
-      <w:rFonts w:ascii="Arial" w:eastAsia="Times New Roman" w:hAnsi="Arial"/>
+      <w:rFonts w:ascii="Poppins" w:eastAsia="Poppins" w:hAnsi="Poppins" w:cs="Poppins"/>
       <w:lang w:eastAsia="hu-HU"/>
     </w:rPr>
   </w:style>
@@ -3974,7 +3974,7 @@
     <w:link w:val="Megjegyzstrgya"/>
     <w:rsid w:val="00FC6DF7"/>
     <w:rPr>
-      <w:rFonts w:ascii="Arial" w:eastAsia="Times New Roman" w:hAnsi="Arial"/>
+      <w:rFonts w:ascii="Poppins" w:eastAsia="Poppins" w:hAnsi="Poppins" w:cs="Poppins"/>
       <w:b/>
       <w:bCs/>
       <w:lang w:eastAsia="hu-HU"/>
@@ -4002,7 +4002,7 @@
       <w:jc w:val="left"/>
     </w:pPr>
     <w:rPr>
-      <w:rFonts w:ascii="Arial" w:eastAsia="Times New Roman" w:hAnsi="Arial"/>
+      <w:rFonts w:ascii="Poppins" w:eastAsia="Poppins" w:hAnsi="Poppins" w:cs="Poppins"/>
       <w:sz w:val="24"/>
       <w:lang w:eastAsia="hu-HU"/>
     </w:rPr>
@@ -4063,9 +4063,9 @@
     </a:clrScheme>
     <a:fontScheme name="Office">
       <a:majorFont>
-        <a:latin typeface="Cambria"/>
-        <a:ea typeface=""/>
-        <a:cs typeface=""/>
+        <a:latin typeface="Poppins"/>
+        <a:ea typeface="Poppins"/>
+        <a:cs typeface="Poppins"/>
         <a:font script="Jpan" typeface="ＭＳ ゴシック"/>
         <a:font script="Hang" typeface="맑은 고딕"/>
         <a:font script="Hans" typeface="宋体"/>
@@ -4097,9 +4097,9 @@
         <a:font script="Uigh" typeface="Microsoft Uighur"/>
       </a:majorFont>
       <a:minorFont>
-        <a:latin typeface="Calibri"/>
-        <a:ea typeface=""/>
-        <a:cs typeface=""/>
+        <a:latin typeface="Poppins"/>
+        <a:ea typeface="Poppins"/>
+        <a:cs typeface="Poppins"/>
         <a:font script="Jpan" typeface="ＭＳ 明朝"/>
         <a:font script="Hang" typeface="맑은 고딕"/>
         <a:font script="Hans" typeface="宋体"/>
